--- a/swh/docx/41.content.docx
+++ b/swh/docx/41.content.docx
@@ -19,7 +19,7 @@
         <w:rPr>
           <w:lang w:val="sw_KE" w:bidi="sw_KE"/>
         </w:rPr>
-        <w:t>Resource: Maelezo ya Masomo - Machapisho ya Vitabu (Tyndale)</w:t>
+        <w:t>Resource: Tyndale Open Study Notes</w:t>
       </w:r>
       <w:r>
         <w:rPr>
@@ -112,7 +112,7 @@
         <w:rPr>
           <w:lang w:val="sw_KE" w:bidi="sw_KE"/>
         </w:rPr>
-        <w:t>Maelezo ya Masomo - Machapisho ya Vitabu (Tyndale)</w:t>
+        <w:t>Tyndale Open Study Notes</w:t>
       </w:r>
     </w:p>
     <w:p>

--- a/swh/docx/41.content.docx
+++ b/swh/docx/41.content.docx
@@ -19,7 +19,7 @@
         <w:rPr>
           <w:lang w:val="sw_KE" w:bidi="sw_KE"/>
         </w:rPr>
-        <w:t>Resource: Tyndale Open Study Notes</w:t>
+        <w:t>Resource: Aquifer Open Study Notes (Book Intros)</w:t>
       </w:r>
       <w:r>
         <w:rPr>
@@ -112,7 +112,7 @@
         <w:rPr>
           <w:lang w:val="sw_KE" w:bidi="sw_KE"/>
         </w:rPr>
-        <w:t>Tyndale Open Study Notes</w:t>
+        <w:t>Aquifer Open Study Notes (Book Intros)</w:t>
       </w:r>
     </w:p>
     <w:p>

--- a/swh/docx/41.content.docx
+++ b/swh/docx/41.content.docx
@@ -233,18 +233,12 @@
         </w:rPr>
         <w:t>Katika msitari wake wa ufunguzi, Marko anawapa wasomaji ufunguo mkuu wa kuelewa Injili: Ingawa tunaweza kujifunza mengi kuhusu wanafunzi na wahusika wengine kwa kusoma Marko, ni muhimu zaidi kuelewa kile anachofundisha kuhusu Yesu: Yesu "ni Masihi, Mwana wa Mungu" (</w:t>
       </w:r>
-      <w:hyperlink r:id="rId13">
-        <w:r>
-          <w:rPr>
-            <w:lang w:val="sw_KE" w:bidi="sw_KE"/>
-          </w:rPr>
-          <w:rPr>
-            <w:color w:val="0000EE"/>
-            <w:u w:val="single"/>
-          </w:rPr>
-          <w:t>Marko 1:1</w:t>
-        </w:r>
-      </w:hyperlink>
+      <w:r>
+        <w:rPr>
+          <w:lang w:val="sw_KE" w:bidi="sw_KE"/>
+        </w:rPr>
+        <w:t>Marko 1:1</w:t>
+      </w:r>
       <w:r>
         <w:rPr>
           <w:lang w:val="sw_KE" w:bidi="sw_KE"/>
@@ -276,18 +270,12 @@
         </w:rPr>
         <w:t>Inakubalika kwa ujumla kwamba Marko ndio ilikuwa ya kwanza kuandikwa katika ya Injili nne zilizojumuishwa katika Biblia. Kabla ya Marko kuandikwa, hakukuwa na Injili zozote. Mapokeo ya Injili yalisambazwa au "kuwasilishwa" kwa mdomo chini ya uangalizi wa mashahidi na wahubiri wa neno la Mungu (</w:t>
       </w:r>
-      <w:hyperlink r:id="rId14">
-        <w:r>
-          <w:rPr>
-            <w:lang w:val="sw_KE" w:bidi="sw_KE"/>
-          </w:rPr>
-          <w:rPr>
-            <w:color w:val="0000EE"/>
-            <w:u w:val="single"/>
-          </w:rPr>
-          <w:t>Luka 1:2</w:t>
-        </w:r>
-      </w:hyperlink>
+      <w:r>
+        <w:rPr>
+          <w:lang w:val="sw_KE" w:bidi="sw_KE"/>
+        </w:rPr>
+        <w:t>Luka 1:2</w:t>
+      </w:r>
       <w:r>
         <w:rPr>
           <w:lang w:val="sw_KE" w:bidi="sw_KE"/>
@@ -319,36 +307,24 @@
         </w:rPr>
         <w:t xml:space="preserve">Muundo wa jumla wa Marko ni wa kijiografia. Sura tisa za kwanza zinasimulia matukio ya huduma ya Yesu huko Galilaya na viunga vyake. Katika </w:t>
       </w:r>
-      <w:hyperlink r:id="rId15">
-        <w:r>
-          <w:rPr>
-            <w:lang w:val="sw_KE" w:bidi="sw_KE"/>
-          </w:rPr>
-          <w:rPr>
-            <w:color w:val="0000EE"/>
-            <w:u w:val="single"/>
-          </w:rPr>
-          <w:t>10:1–52</w:t>
-        </w:r>
-      </w:hyperlink>
+      <w:r>
+        <w:rPr>
+          <w:lang w:val="sw_KE" w:bidi="sw_KE"/>
+        </w:rPr>
+        <w:t>10:1–52</w:t>
+      </w:r>
       <w:r>
         <w:rPr>
           <w:lang w:val="sw_KE" w:bidi="sw_KE"/>
         </w:rPr>
         <w:t>, Yesu na wanafunzi wanasafiri kutoka Galilaya hadi Yerusalemu, na sura za mwisho za kitabu (</w:t>
       </w:r>
-      <w:hyperlink r:id="rId16">
-        <w:r>
-          <w:rPr>
-            <w:lang w:val="sw_KE" w:bidi="sw_KE"/>
-          </w:rPr>
-          <w:rPr>
-            <w:color w:val="0000EE"/>
-            <w:u w:val="single"/>
-          </w:rPr>
-          <w:t>11:1–16:20</w:t>
-        </w:r>
-      </w:hyperlink>
+      <w:r>
+        <w:rPr>
+          <w:lang w:val="sw_KE" w:bidi="sw_KE"/>
+        </w:rPr>
+        <w:t>11:1–16:20</w:t>
+      </w:r>
       <w:r>
         <w:rPr>
           <w:lang w:val="sw_KE" w:bidi="sw_KE"/>
@@ -382,270 +358,180 @@
         </w:rPr>
         <w:t>Katika muundo huo wa kijiografia, Marko amepanga sehemu kubwa ya maudhui yake kulingana na mada. Hivyo, tuna mkusanyiko wa simulizi kuhusu miujiza (</w:t>
       </w:r>
-      <w:hyperlink r:id="rId17">
-        <w:r>
-          <w:rPr>
-            <w:lang w:val="sw_KE" w:bidi="sw_KE"/>
-          </w:rPr>
-          <w:rPr>
-            <w:color w:val="0000EE"/>
-            <w:u w:val="single"/>
-          </w:rPr>
-          <w:t>1:21–45</w:t>
-        </w:r>
-      </w:hyperlink>
+      <w:r>
+        <w:rPr>
+          <w:lang w:val="sw_KE" w:bidi="sw_KE"/>
+        </w:rPr>
+        <w:t>1:21–45</w:t>
+      </w:r>
       <w:r>
         <w:rPr>
           <w:lang w:val="sw_KE" w:bidi="sw_KE"/>
         </w:rPr>
         <w:t xml:space="preserve">; </w:t>
       </w:r>
-      <w:hyperlink r:id="rId18">
-        <w:r>
-          <w:rPr>
-            <w:lang w:val="sw_KE" w:bidi="sw_KE"/>
-          </w:rPr>
-          <w:rPr>
-            <w:color w:val="0000EE"/>
-            <w:u w:val="single"/>
-          </w:rPr>
-          <w:t>4:35–5:43</w:t>
-        </w:r>
-      </w:hyperlink>
+      <w:r>
+        <w:rPr>
+          <w:lang w:val="sw_KE" w:bidi="sw_KE"/>
+        </w:rPr>
+        <w:t>4:35–5:43</w:t>
+      </w:r>
       <w:r>
         <w:rPr>
           <w:lang w:val="sw_KE" w:bidi="sw_KE"/>
         </w:rPr>
         <w:t>), simulizi kuhusu masuala tatanishi (</w:t>
       </w:r>
-      <w:hyperlink r:id="rId19">
-        <w:r>
-          <w:rPr>
-            <w:lang w:val="sw_KE" w:bidi="sw_KE"/>
-          </w:rPr>
-          <w:rPr>
-            <w:color w:val="0000EE"/>
-            <w:u w:val="single"/>
-          </w:rPr>
-          <w:t>2:1–3:6</w:t>
-        </w:r>
-      </w:hyperlink>
+      <w:r>
+        <w:rPr>
+          <w:lang w:val="sw_KE" w:bidi="sw_KE"/>
+        </w:rPr>
+        <w:t>2:1–3:6</w:t>
+      </w:r>
       <w:r>
         <w:rPr>
           <w:lang w:val="sw_KE" w:bidi="sw_KE"/>
         </w:rPr>
         <w:t xml:space="preserve">; </w:t>
       </w:r>
-      <w:hyperlink r:id="rId20">
-        <w:r>
-          <w:rPr>
-            <w:lang w:val="sw_KE" w:bidi="sw_KE"/>
-          </w:rPr>
-          <w:rPr>
-            <w:color w:val="0000EE"/>
-            <w:u w:val="single"/>
-          </w:rPr>
-          <w:t>12:13–37</w:t>
-        </w:r>
-      </w:hyperlink>
+      <w:r>
+        <w:rPr>
+          <w:lang w:val="sw_KE" w:bidi="sw_KE"/>
+        </w:rPr>
+        <w:t>12:13–37</w:t>
+      </w:r>
       <w:r>
         <w:rPr>
           <w:lang w:val="sw_KE" w:bidi="sw_KE"/>
         </w:rPr>
         <w:t>), mifano (</w:t>
       </w:r>
-      <w:hyperlink r:id="rId21">
-        <w:r>
-          <w:rPr>
-            <w:lang w:val="sw_KE" w:bidi="sw_KE"/>
-          </w:rPr>
-          <w:rPr>
-            <w:color w:val="0000EE"/>
-            <w:u w:val="single"/>
-          </w:rPr>
-          <w:t>4:1–34</w:t>
-        </w:r>
-      </w:hyperlink>
+      <w:r>
+        <w:rPr>
+          <w:lang w:val="sw_KE" w:bidi="sw_KE"/>
+        </w:rPr>
+        <w:t>4:1–34</w:t>
+      </w:r>
       <w:r>
         <w:rPr>
           <w:lang w:val="sw_KE" w:bidi="sw_KE"/>
         </w:rPr>
         <w:t>), na mafundisho kuhusu mwisho wa dunia (</w:t>
       </w:r>
-      <w:hyperlink r:id="rId22">
-        <w:r>
-          <w:rPr>
-            <w:lang w:val="sw_KE" w:bidi="sw_KE"/>
-          </w:rPr>
-          <w:rPr>
-            <w:color w:val="0000EE"/>
-            <w:u w:val="single"/>
-          </w:rPr>
-          <w:t>13:5–37</w:t>
-        </w:r>
-      </w:hyperlink>
+      <w:r>
+        <w:rPr>
+          <w:lang w:val="sw_KE" w:bidi="sw_KE"/>
+        </w:rPr>
+        <w:t>13:5–37</w:t>
+      </w:r>
       <w:r>
         <w:rPr>
           <w:lang w:val="sw_KE" w:bidi="sw_KE"/>
         </w:rPr>
         <w:t>). Baadhi ya maudhui yanaonyesha mpangilio wa matukio: Huduma ya Yesu ilianza na ubatizo wake (</w:t>
       </w:r>
-      <w:hyperlink r:id="rId23">
-        <w:r>
-          <w:rPr>
-            <w:lang w:val="sw_KE" w:bidi="sw_KE"/>
-          </w:rPr>
-          <w:rPr>
-            <w:color w:val="0000EE"/>
-            <w:u w:val="single"/>
-          </w:rPr>
-          <w:t>1:2–11</w:t>
-        </w:r>
-      </w:hyperlink>
+      <w:r>
+        <w:rPr>
+          <w:lang w:val="sw_KE" w:bidi="sw_KE"/>
+        </w:rPr>
+        <w:t>1:2–11</w:t>
+      </w:r>
       <w:r>
         <w:rPr>
           <w:lang w:val="sw_KE" w:bidi="sw_KE"/>
         </w:rPr>
         <w:t xml:space="preserve">; tazama </w:t>
       </w:r>
-      <w:hyperlink r:id="rId24">
-        <w:r>
-          <w:rPr>
-            <w:lang w:val="sw_KE" w:bidi="sw_KE"/>
-          </w:rPr>
-          <w:rPr>
-            <w:color w:val="0000EE"/>
-            <w:u w:val="single"/>
-          </w:rPr>
-          <w:t>Matendo 1:22</w:t>
-        </w:r>
-      </w:hyperlink>
+      <w:r>
+        <w:rPr>
+          <w:lang w:val="sw_KE" w:bidi="sw_KE"/>
+        </w:rPr>
+        <w:t>Matendo 1:22</w:t>
+      </w:r>
       <w:r>
         <w:rPr>
           <w:lang w:val="sw_KE" w:bidi="sw_KE"/>
         </w:rPr>
         <w:t xml:space="preserve">; </w:t>
       </w:r>
-      <w:hyperlink r:id="rId25">
-        <w:r>
-          <w:rPr>
-            <w:lang w:val="sw_KE" w:bidi="sw_KE"/>
-          </w:rPr>
-          <w:rPr>
-            <w:color w:val="0000EE"/>
-            <w:u w:val="single"/>
-          </w:rPr>
-          <w:t>10:37</w:t>
-        </w:r>
-      </w:hyperlink>
+      <w:r>
+        <w:rPr>
+          <w:lang w:val="sw_KE" w:bidi="sw_KE"/>
+        </w:rPr>
+        <w:t>10:37</w:t>
+      </w:r>
       <w:r>
         <w:rPr>
           <w:lang w:val="sw_KE" w:bidi="sw_KE"/>
         </w:rPr>
         <w:t>) na kujaribiwa (</w:t>
       </w:r>
-      <w:hyperlink r:id="rId26">
-        <w:r>
-          <w:rPr>
-            <w:lang w:val="sw_KE" w:bidi="sw_KE"/>
-          </w:rPr>
-          <w:rPr>
-            <w:color w:val="0000EE"/>
-            <w:u w:val="single"/>
-          </w:rPr>
-          <w:t>Marko 1:12–13</w:t>
-        </w:r>
-      </w:hyperlink>
+      <w:r>
+        <w:rPr>
+          <w:lang w:val="sw_KE" w:bidi="sw_KE"/>
+        </w:rPr>
+        <w:t>Marko 1:12–13</w:t>
+      </w:r>
       <w:r>
         <w:rPr>
           <w:lang w:val="sw_KE" w:bidi="sw_KE"/>
         </w:rPr>
         <w:t>); mateso, kifo, na ufufuo wake ulitokea mwisho (</w:t>
       </w:r>
-      <w:hyperlink r:id="rId27">
-        <w:r>
-          <w:rPr>
-            <w:lang w:val="sw_KE" w:bidi="sw_KE"/>
-          </w:rPr>
-          <w:rPr>
-            <w:color w:val="0000EE"/>
-            <w:u w:val="single"/>
-          </w:rPr>
-          <w:t>11:1–16:8</w:t>
-        </w:r>
-      </w:hyperlink>
+      <w:r>
+        <w:rPr>
+          <w:lang w:val="sw_KE" w:bidi="sw_KE"/>
+        </w:rPr>
+        <w:t>11:1–16:8</w:t>
+      </w:r>
       <w:r>
         <w:rPr>
           <w:lang w:val="sw_KE" w:bidi="sw_KE"/>
         </w:rPr>
         <w:t>). Simulizi chache tofauti zinaunganishwa kwa mpangilio wa kikronolojia, kama vile ungamo la Petro huko Kaisaria Filipi (</w:t>
       </w:r>
-      <w:hyperlink r:id="rId28">
-        <w:r>
-          <w:rPr>
-            <w:lang w:val="sw_KE" w:bidi="sw_KE"/>
-          </w:rPr>
-          <w:rPr>
-            <w:color w:val="0000EE"/>
-            <w:u w:val="single"/>
-          </w:rPr>
-          <w:t>8:27–33</w:t>
-        </w:r>
-      </w:hyperlink>
+      <w:r>
+        <w:rPr>
+          <w:lang w:val="sw_KE" w:bidi="sw_KE"/>
+        </w:rPr>
+        <w:t>8:27–33</w:t>
+      </w:r>
       <w:r>
         <w:rPr>
           <w:lang w:val="sw_KE" w:bidi="sw_KE"/>
         </w:rPr>
         <w:t>) na kugeuka sura kwa Yesu (</w:t>
       </w:r>
-      <w:hyperlink r:id="rId29">
-        <w:r>
-          <w:rPr>
-            <w:lang w:val="sw_KE" w:bidi="sw_KE"/>
-          </w:rPr>
-          <w:rPr>
-            <w:color w:val="0000EE"/>
-            <w:u w:val="single"/>
-          </w:rPr>
-          <w:t>9:1–13</w:t>
-        </w:r>
-      </w:hyperlink>
+      <w:r>
+        <w:rPr>
+          <w:lang w:val="sw_KE" w:bidi="sw_KE"/>
+        </w:rPr>
+        <w:t>9:1–13</w:t>
+      </w:r>
       <w:r>
         <w:rPr>
           <w:lang w:val="sw_KE" w:bidi="sw_KE"/>
         </w:rPr>
         <w:t xml:space="preserve">; tazama pia </w:t>
       </w:r>
-      <w:hyperlink r:id="rId30">
-        <w:r>
-          <w:rPr>
-            <w:lang w:val="sw_KE" w:bidi="sw_KE"/>
-          </w:rPr>
-          <w:rPr>
-            <w:color w:val="0000EE"/>
-            <w:u w:val="single"/>
-          </w:rPr>
-          <w:t>1:29</w:t>
-        </w:r>
-      </w:hyperlink>
+      <w:r>
+        <w:rPr>
+          <w:lang w:val="sw_KE" w:bidi="sw_KE"/>
+        </w:rPr>
+        <w:t>1:29</w:t>
+      </w:r>
       <w:r>
         <w:rPr>
           <w:lang w:val="sw_KE" w:bidi="sw_KE"/>
         </w:rPr>
         <w:t xml:space="preserve">, </w:t>
       </w:r>
-      <w:hyperlink r:id="rId31">
-        <w:r>
-          <w:rPr>
-            <w:lang w:val="sw_KE" w:bidi="sw_KE"/>
-          </w:rPr>
-          <w:rPr>
-            <w:color w:val="0000EE"/>
-            <w:u w:val="single"/>
-          </w:rPr>
-          <w:t>35</w:t>
-        </w:r>
-      </w:hyperlink>
+      <w:r>
+        <w:rPr>
+          <w:lang w:val="sw_KE" w:bidi="sw_KE"/>
+        </w:rPr>
+        <w:t>35</w:t>
+      </w:r>
       <w:r>
         <w:rPr>
           <w:lang w:val="sw_KE" w:bidi="sw_KE"/>
@@ -666,90 +552,60 @@
         </w:rPr>
         <w:t xml:space="preserve">Badiliko kuu katika huduma ya Yesu linaangaziwa katika </w:t>
       </w:r>
-      <w:hyperlink r:id="rId28">
-        <w:r>
-          <w:rPr>
-            <w:lang w:val="sw_KE" w:bidi="sw_KE"/>
-          </w:rPr>
-          <w:rPr>
-            <w:color w:val="0000EE"/>
-            <w:u w:val="single"/>
-          </w:rPr>
-          <w:t>8:27–33</w:t>
-        </w:r>
-      </w:hyperlink>
+      <w:r>
+        <w:rPr>
+          <w:lang w:val="sw_KE" w:bidi="sw_KE"/>
+        </w:rPr>
+        <w:t>8:27–33</w:t>
+      </w:r>
       <w:r>
         <w:rPr>
           <w:lang w:val="sw_KE" w:bidi="sw_KE"/>
         </w:rPr>
         <w:t>, karibu sana na katikati ya kitabu. Huko Kaisaria Filipi, wanafunzi wanakiri kwa mara ya kwanza kwamba wanaamini kuwa Yesu ndiye Masihi (</w:t>
       </w:r>
-      <w:hyperlink r:id="rId32">
-        <w:r>
-          <w:rPr>
-            <w:lang w:val="sw_KE" w:bidi="sw_KE"/>
-          </w:rPr>
-          <w:rPr>
-            <w:color w:val="0000EE"/>
-            <w:u w:val="single"/>
-          </w:rPr>
-          <w:t>8:29</w:t>
-        </w:r>
-      </w:hyperlink>
+      <w:r>
+        <w:rPr>
+          <w:lang w:val="sw_KE" w:bidi="sw_KE"/>
+        </w:rPr>
+        <w:t>8:29</w:t>
+      </w:r>
       <w:r>
         <w:rPr>
           <w:lang w:val="sw_KE" w:bidi="sw_KE"/>
         </w:rPr>
         <w:t>). Baada ya kukiri kwao, Yesu "alianza kuwaambia" juu ya kifo na ufufuo wake uliokuwa unakuja (</w:t>
       </w:r>
-      <w:hyperlink r:id="rId33">
-        <w:r>
-          <w:rPr>
-            <w:lang w:val="sw_KE" w:bidi="sw_KE"/>
-          </w:rPr>
-          <w:rPr>
-            <w:color w:val="0000EE"/>
-            <w:u w:val="single"/>
-          </w:rPr>
-          <w:t>8:31</w:t>
-        </w:r>
-      </w:hyperlink>
+      <w:r>
+        <w:rPr>
+          <w:lang w:val="sw_KE" w:bidi="sw_KE"/>
+        </w:rPr>
+        <w:t>8:31</w:t>
+      </w:r>
       <w:r>
         <w:rPr>
           <w:lang w:val="sw_KE" w:bidi="sw_KE"/>
         </w:rPr>
         <w:t xml:space="preserve">; linganisha na </w:t>
       </w:r>
-      <w:hyperlink r:id="rId34">
-        <w:r>
-          <w:rPr>
-            <w:lang w:val="sw_KE" w:bidi="sw_KE"/>
-          </w:rPr>
-          <w:rPr>
-            <w:color w:val="0000EE"/>
-            <w:u w:val="single"/>
-          </w:rPr>
-          <w:t>Mat. 16:21</w:t>
-        </w:r>
-      </w:hyperlink>
+      <w:r>
+        <w:rPr>
+          <w:lang w:val="sw_KE" w:bidi="sw_KE"/>
+        </w:rPr>
+        <w:t>Mat. 16:21</w:t>
+      </w:r>
       <w:r>
         <w:rPr>
           <w:lang w:val="sw_KE" w:bidi="sw_KE"/>
         </w:rPr>
         <w:t xml:space="preserve">). Kifo na ufufuo wa Yesu ndio mada kuu ya </w:t>
       </w:r>
-      <w:hyperlink r:id="rId35">
-        <w:r>
-          <w:rPr>
-            <w:lang w:val="sw_KE" w:bidi="sw_KE"/>
-          </w:rPr>
-          <w:rPr>
-            <w:color w:val="0000EE"/>
-            <w:u w:val="single"/>
-          </w:rPr>
-          <w:t>8:31–16:8</w:t>
-        </w:r>
-      </w:hyperlink>
+      <w:r>
+        <w:rPr>
+          <w:lang w:val="sw_KE" w:bidi="sw_KE"/>
+        </w:rPr>
+        <w:t>8:31–16:8</w:t>
+      </w:r>
       <w:r>
         <w:rPr>
           <w:lang w:val="sw_KE" w:bidi="sw_KE"/>
@@ -808,36 +664,24 @@
         </w:rPr>
         <w:t xml:space="preserve">Kanisa la awali lilikubaliana kwa pamoja kwamba Yohana Marko ndiye aliyekuwa mwandishi wa Injili ya Marko. Haiwezekani kwamba Papias na wengine wangehusisha Injili hii na mtu asiye mtume mwenye sifa mbaya (tazama </w:t>
       </w:r>
-      <w:hyperlink r:id="rId36">
-        <w:r>
-          <w:rPr>
-            <w:lang w:val="sw_KE" w:bidi="sw_KE"/>
-          </w:rPr>
-          <w:rPr>
-            <w:color w:val="0000EE"/>
-            <w:u w:val="single"/>
-          </w:rPr>
-          <w:t>Matendo 13:13</w:t>
-        </w:r>
-      </w:hyperlink>
+      <w:r>
+        <w:rPr>
+          <w:lang w:val="sw_KE" w:bidi="sw_KE"/>
+        </w:rPr>
+        <w:t>Matendo 13:13</w:t>
+      </w:r>
       <w:r>
         <w:rPr>
           <w:lang w:val="sw_KE" w:bidi="sw_KE"/>
         </w:rPr>
         <w:t xml:space="preserve">; </w:t>
       </w:r>
-      <w:hyperlink r:id="rId37">
-        <w:r>
-          <w:rPr>
-            <w:lang w:val="sw_KE" w:bidi="sw_KE"/>
-          </w:rPr>
-          <w:rPr>
-            <w:color w:val="0000EE"/>
-            <w:u w:val="single"/>
-          </w:rPr>
-          <w:t>15:36–41</w:t>
-        </w:r>
-      </w:hyperlink>
+      <w:r>
+        <w:rPr>
+          <w:lang w:val="sw_KE" w:bidi="sw_KE"/>
+        </w:rPr>
+        <w:t>15:36–41</w:t>
+      </w:r>
       <w:r>
         <w:rPr>
           <w:lang w:val="sw_KE" w:bidi="sw_KE"/>
@@ -858,108 +702,72 @@
         </w:rPr>
         <w:t xml:space="preserve">Mwandishi wa Injili hii aliweza kuzungumza lugha mbili, kama inavyobainishwa na virai vya kiaramaiki katika maandishi ya Kigiriki (k.m, </w:t>
       </w:r>
-      <w:hyperlink r:id="rId38">
-        <w:r>
-          <w:rPr>
-            <w:lang w:val="sw_KE" w:bidi="sw_KE"/>
-          </w:rPr>
-          <w:rPr>
-            <w:color w:val="0000EE"/>
-            <w:u w:val="single"/>
-          </w:rPr>
-          <w:t>Marko 5:41</w:t>
-        </w:r>
-      </w:hyperlink>
+      <w:r>
+        <w:rPr>
+          <w:lang w:val="sw_KE" w:bidi="sw_KE"/>
+        </w:rPr>
+        <w:t>Marko 5:41</w:t>
+      </w:r>
       <w:r>
         <w:rPr>
           <w:lang w:val="sw_KE" w:bidi="sw_KE"/>
         </w:rPr>
         <w:t xml:space="preserve">; </w:t>
       </w:r>
-      <w:hyperlink r:id="rId39">
-        <w:r>
-          <w:rPr>
-            <w:lang w:val="sw_KE" w:bidi="sw_KE"/>
-          </w:rPr>
-          <w:rPr>
-            <w:color w:val="0000EE"/>
-            <w:u w:val="single"/>
-          </w:rPr>
-          <w:t>7:34</w:t>
-        </w:r>
-      </w:hyperlink>
+      <w:r>
+        <w:rPr>
+          <w:lang w:val="sw_KE" w:bidi="sw_KE"/>
+        </w:rPr>
+        <w:t>7:34</w:t>
+      </w:r>
       <w:r>
         <w:rPr>
           <w:lang w:val="sw_KE" w:bidi="sw_KE"/>
         </w:rPr>
         <w:t xml:space="preserve">; </w:t>
       </w:r>
-      <w:hyperlink r:id="rId40">
-        <w:r>
-          <w:rPr>
-            <w:lang w:val="sw_KE" w:bidi="sw_KE"/>
-          </w:rPr>
-          <w:rPr>
-            <w:color w:val="0000EE"/>
-            <w:u w:val="single"/>
-          </w:rPr>
-          <w:t>15:34</w:t>
-        </w:r>
-      </w:hyperlink>
+      <w:r>
+        <w:rPr>
+          <w:lang w:val="sw_KE" w:bidi="sw_KE"/>
+        </w:rPr>
+        <w:t>15:34</w:t>
+      </w:r>
       <w:r>
         <w:rPr>
           <w:lang w:val="sw_KE" w:bidi="sw_KE"/>
         </w:rPr>
         <w:t xml:space="preserve">). Pia alikuwa Myahudi, kwa vile alijua na aliwaelezea wasomaji wake wa Mataifa desturi mbalimbali za Kiyahudi (k.m., </w:t>
       </w:r>
-      <w:hyperlink r:id="rId41">
-        <w:r>
-          <w:rPr>
-            <w:lang w:val="sw_KE" w:bidi="sw_KE"/>
-          </w:rPr>
-          <w:rPr>
-            <w:color w:val="0000EE"/>
-            <w:u w:val="single"/>
-          </w:rPr>
-          <w:t>7:3–4</w:t>
-        </w:r>
-      </w:hyperlink>
+      <w:r>
+        <w:rPr>
+          <w:lang w:val="sw_KE" w:bidi="sw_KE"/>
+        </w:rPr>
+        <w:t>7:3–4</w:t>
+      </w:r>
       <w:r>
         <w:rPr>
           <w:lang w:val="sw_KE" w:bidi="sw_KE"/>
         </w:rPr>
         <w:t xml:space="preserve">; </w:t>
       </w:r>
-      <w:hyperlink r:id="rId42">
-        <w:r>
-          <w:rPr>
-            <w:lang w:val="sw_KE" w:bidi="sw_KE"/>
-          </w:rPr>
-          <w:rPr>
-            <w:color w:val="0000EE"/>
-            <w:u w:val="single"/>
-          </w:rPr>
-          <w:t>14:12</w:t>
-        </w:r>
-      </w:hyperlink>
+      <w:r>
+        <w:rPr>
+          <w:lang w:val="sw_KE" w:bidi="sw_KE"/>
+        </w:rPr>
+        <w:t>14:12</w:t>
+      </w:r>
       <w:r>
         <w:rPr>
           <w:lang w:val="sw_KE" w:bidi="sw_KE"/>
         </w:rPr>
         <w:t>). Yohana Marko kwa kweli alikuwa Myahudi aliyelelewa Yerusalemu (</w:t>
       </w:r>
-      <w:hyperlink r:id="rId43">
-        <w:r>
-          <w:rPr>
-            <w:lang w:val="sw_KE" w:bidi="sw_KE"/>
-          </w:rPr>
-          <w:rPr>
-            <w:color w:val="0000EE"/>
-            <w:u w:val="single"/>
-          </w:rPr>
-          <w:t>Matendo 12:12</w:t>
-        </w:r>
-      </w:hyperlink>
+      <w:r>
+        <w:rPr>
+          <w:lang w:val="sw_KE" w:bidi="sw_KE"/>
+        </w:rPr>
+        <w:t>Matendo 12:12</w:t>
+      </w:r>
       <w:r>
         <w:rPr>
           <w:lang w:val="sw_KE" w:bidi="sw_KE"/>
@@ -980,90 +788,60 @@
         </w:rPr>
         <w:t xml:space="preserve">Baadhi ya watu wametoa pingamizi kwamba Injili hii haionyeshi uhusiano wa wazi kati ya Marko na Petro na kwamba inaonekana ni yenye ubora zaidi kama kazi ya fasihi kuliko mtu anavyoweza kutarajia kutoka kwa rekodi ya moja kwa moja ya ushahidi wa Petro wa kujionea na macho. Lakini ikiwa Injili hii liandikwa karibu au baada ya kifo cha Petro (tazama "Tarehe" hapo chini), basi Petro alikuwa akiwasilisha simulizi hizi kwa zaidi ya miaka thelathini. Kupitia kusimulia tena na tena, simulizi yake ya Injili ingeweza kuboreka zaidi. Pia kuna marejeo kuhusu Petro katika Injili hii ambayo huenda yanatokana na uhusiano wa kibinafsi kati yake na Marko (k.m, </w:t>
       </w:r>
-      <w:hyperlink r:id="rId44">
-        <w:r>
-          <w:rPr>
-            <w:lang w:val="sw_KE" w:bidi="sw_KE"/>
-          </w:rPr>
-          <w:rPr>
-            <w:color w:val="0000EE"/>
-            <w:u w:val="single"/>
-          </w:rPr>
-          <w:t>Marko 1:16–20</w:t>
-        </w:r>
-      </w:hyperlink>
+      <w:r>
+        <w:rPr>
+          <w:lang w:val="sw_KE" w:bidi="sw_KE"/>
+        </w:rPr>
+        <w:t>Marko 1:16–20</w:t>
+      </w:r>
       <w:r>
         <w:rPr>
           <w:lang w:val="sw_KE" w:bidi="sw_KE"/>
         </w:rPr>
         <w:t xml:space="preserve">; </w:t>
       </w:r>
-      <w:hyperlink r:id="rId45">
-        <w:r>
-          <w:rPr>
-            <w:lang w:val="sw_KE" w:bidi="sw_KE"/>
-          </w:rPr>
-          <w:rPr>
-            <w:color w:val="0000EE"/>
-            <w:u w:val="single"/>
-          </w:rPr>
-          <w:t>8:32–33</w:t>
-        </w:r>
-      </w:hyperlink>
+      <w:r>
+        <w:rPr>
+          <w:lang w:val="sw_KE" w:bidi="sw_KE"/>
+        </w:rPr>
+        <w:t>8:32–33</w:t>
+      </w:r>
       <w:r>
         <w:rPr>
           <w:lang w:val="sw_KE" w:bidi="sw_KE"/>
         </w:rPr>
         <w:t xml:space="preserve">; </w:t>
       </w:r>
-      <w:hyperlink r:id="rId46">
-        <w:r>
-          <w:rPr>
-            <w:lang w:val="sw_KE" w:bidi="sw_KE"/>
-          </w:rPr>
-          <w:rPr>
-            <w:color w:val="0000EE"/>
-            <w:u w:val="single"/>
-          </w:rPr>
-          <w:t>9:5–6</w:t>
-        </w:r>
-      </w:hyperlink>
+      <w:r>
+        <w:rPr>
+          <w:lang w:val="sw_KE" w:bidi="sw_KE"/>
+        </w:rPr>
+        <w:t>9:5–6</w:t>
+      </w:r>
       <w:r>
         <w:rPr>
           <w:lang w:val="sw_KE" w:bidi="sw_KE"/>
         </w:rPr>
         <w:t xml:space="preserve">; </w:t>
       </w:r>
-      <w:hyperlink r:id="rId47">
-        <w:r>
-          <w:rPr>
-            <w:lang w:val="sw_KE" w:bidi="sw_KE"/>
-          </w:rPr>
-          <w:rPr>
-            <w:color w:val="0000EE"/>
-            <w:u w:val="single"/>
-          </w:rPr>
-          <w:t>14:28–31</w:t>
-        </w:r>
-      </w:hyperlink>
+      <w:r>
+        <w:rPr>
+          <w:lang w:val="sw_KE" w:bidi="sw_KE"/>
+        </w:rPr>
+        <w:t>14:28–31</w:t>
+      </w:r>
       <w:r>
         <w:rPr>
           <w:lang w:val="sw_KE" w:bidi="sw_KE"/>
         </w:rPr>
         <w:t xml:space="preserve">, </w:t>
       </w:r>
-      <w:hyperlink r:id="rId48">
-        <w:r>
-          <w:rPr>
-            <w:lang w:val="sw_KE" w:bidi="sw_KE"/>
-          </w:rPr>
-          <w:rPr>
-            <w:color w:val="0000EE"/>
-            <w:u w:val="single"/>
-          </w:rPr>
-          <w:t>66–72</w:t>
-        </w:r>
-      </w:hyperlink>
+      <w:r>
+        <w:rPr>
+          <w:lang w:val="sw_KE" w:bidi="sw_KE"/>
+        </w:rPr>
+        <w:t>66–72</w:t>
+      </w:r>
       <w:r>
         <w:rPr>
           <w:lang w:val="sw_KE" w:bidi="sw_KE"/>
@@ -1095,90 +873,60 @@
         </w:rPr>
         <w:t>Yamkini Yohana Marko aliandika mafundisho ya Petro juu ya Yesu karibu na wakati wa kifo cha Petro. Petro alikufa huko Rumi mnamo takriban 64 BK wakati wa mateso yaliyotekelezwa na Nero dhidi ya Wakristo. Yamkini Marko aliandika Injili hii mwishoni mwa miaka ya 60, na vipande viwili vya taarifa vinaungana mkono wazo hili: (1) Msisitizo katika uaminifu wakati wa mateso (</w:t>
       </w:r>
-      <w:hyperlink r:id="rId49">
-        <w:r>
-          <w:rPr>
-            <w:lang w:val="sw_KE" w:bidi="sw_KE"/>
-          </w:rPr>
-          <w:rPr>
-            <w:color w:val="0000EE"/>
-            <w:u w:val="single"/>
-          </w:rPr>
-          <w:t>4:17</w:t>
-        </w:r>
-      </w:hyperlink>
+      <w:r>
+        <w:rPr>
+          <w:lang w:val="sw_KE" w:bidi="sw_KE"/>
+        </w:rPr>
+        <w:t>4:17</w:t>
+      </w:r>
       <w:r>
         <w:rPr>
           <w:lang w:val="sw_KE" w:bidi="sw_KE"/>
         </w:rPr>
         <w:t xml:space="preserve">; </w:t>
       </w:r>
-      <w:hyperlink r:id="rId50">
-        <w:r>
-          <w:rPr>
-            <w:lang w:val="sw_KE" w:bidi="sw_KE"/>
-          </w:rPr>
-          <w:rPr>
-            <w:color w:val="0000EE"/>
-            <w:u w:val="single"/>
-          </w:rPr>
-          <w:t>8:34–38</w:t>
-        </w:r>
-      </w:hyperlink>
+      <w:r>
+        <w:rPr>
+          <w:lang w:val="sw_KE" w:bidi="sw_KE"/>
+        </w:rPr>
+        <w:t>8:34–38</w:t>
+      </w:r>
       <w:r>
         <w:rPr>
           <w:lang w:val="sw_KE" w:bidi="sw_KE"/>
         </w:rPr>
         <w:t xml:space="preserve">; </w:t>
       </w:r>
-      <w:hyperlink r:id="rId51">
-        <w:r>
-          <w:rPr>
-            <w:lang w:val="sw_KE" w:bidi="sw_KE"/>
-          </w:rPr>
-          <w:rPr>
-            <w:color w:val="0000EE"/>
-            <w:u w:val="single"/>
-          </w:rPr>
-          <w:t>10:30</w:t>
-        </w:r>
-      </w:hyperlink>
+      <w:r>
+        <w:rPr>
+          <w:lang w:val="sw_KE" w:bidi="sw_KE"/>
+        </w:rPr>
+        <w:t>10:30</w:t>
+      </w:r>
       <w:r>
         <w:rPr>
           <w:lang w:val="sw_KE" w:bidi="sw_KE"/>
         </w:rPr>
         <w:t xml:space="preserve">; </w:t>
       </w:r>
-      <w:hyperlink r:id="rId52">
-        <w:r>
-          <w:rPr>
-            <w:lang w:val="sw_KE" w:bidi="sw_KE"/>
-          </w:rPr>
-          <w:rPr>
-            <w:color w:val="0000EE"/>
-            <w:u w:val="single"/>
-          </w:rPr>
-          <w:t>13:9–13</w:t>
-        </w:r>
-      </w:hyperlink>
+      <w:r>
+        <w:rPr>
+          <w:lang w:val="sw_KE" w:bidi="sw_KE"/>
+        </w:rPr>
+        <w:t>13:9–13</w:t>
+      </w:r>
       <w:r>
         <w:rPr>
           <w:lang w:val="sw_KE" w:bidi="sw_KE"/>
         </w:rPr>
         <w:t xml:space="preserve">) unapendekeza wakati au muda mfupi baada ya mateso yaliyotekelezwa na Nero katikati mwa miaka ya 60. Na (2) Maneno ya Yesu yaliyorekodiwa katika sura ya </w:t>
       </w:r>
-      <w:hyperlink r:id="rId53">
-        <w:r>
-          <w:rPr>
-            <w:lang w:val="sw_KE" w:bidi="sw_KE"/>
-          </w:rPr>
-          <w:rPr>
-            <w:color w:val="0000EE"/>
-            <w:u w:val="single"/>
-          </w:rPr>
-          <w:t>13</w:t>
-        </w:r>
-      </w:hyperlink>
+      <w:r>
+        <w:rPr>
+          <w:lang w:val="sw_KE" w:bidi="sw_KE"/>
+        </w:rPr>
+        <w:t>13</w:t>
+      </w:r>
       <w:r>
         <w:rPr>
           <w:lang w:val="sw_KE" w:bidi="sw_KE"/>
@@ -1210,54 +958,36 @@
         </w:rPr>
         <w:t xml:space="preserve">Injili ya Marko iliandikwa kwa ajili ya kanisa la Rumi, kulingana na mapokeo. Ni dhahiri kwamba wasomaji wa asili walizungumza Kigiriki na walikuwa ni watu wa Mataifa, kwa sababu mwandishi anaeleza desturi za Kiyahudi (k.m, </w:t>
       </w:r>
-      <w:hyperlink r:id="rId41">
-        <w:r>
-          <w:rPr>
-            <w:lang w:val="sw_KE" w:bidi="sw_KE"/>
-          </w:rPr>
-          <w:rPr>
-            <w:color w:val="0000EE"/>
-            <w:u w:val="single"/>
-          </w:rPr>
-          <w:t>7:3–4</w:t>
-        </w:r>
-      </w:hyperlink>
+      <w:r>
+        <w:rPr>
+          <w:lang w:val="sw_KE" w:bidi="sw_KE"/>
+        </w:rPr>
+        <w:t>7:3–4</w:t>
+      </w:r>
       <w:r>
         <w:rPr>
           <w:lang w:val="sw_KE" w:bidi="sw_KE"/>
         </w:rPr>
         <w:t xml:space="preserve">; </w:t>
       </w:r>
-      <w:hyperlink r:id="rId42">
-        <w:r>
-          <w:rPr>
-            <w:lang w:val="sw_KE" w:bidi="sw_KE"/>
-          </w:rPr>
-          <w:rPr>
-            <w:color w:val="0000EE"/>
-            <w:u w:val="single"/>
-          </w:rPr>
-          <w:t>14:12</w:t>
-        </w:r>
-      </w:hyperlink>
+      <w:r>
+        <w:rPr>
+          <w:lang w:val="sw_KE" w:bidi="sw_KE"/>
+        </w:rPr>
+        <w:t>14:12</w:t>
+      </w:r>
       <w:r>
         <w:rPr>
           <w:lang w:val="sw_KE" w:bidi="sw_KE"/>
         </w:rPr>
         <w:t>) na anatofautisha wasomaji wake na "Wayahudi" (</w:t>
       </w:r>
-      <w:hyperlink r:id="rId54">
-        <w:r>
-          <w:rPr>
-            <w:lang w:val="sw_KE" w:bidi="sw_KE"/>
-          </w:rPr>
-          <w:rPr>
-            <w:color w:val="0000EE"/>
-            <w:u w:val="single"/>
-          </w:rPr>
-          <w:t>7:3</w:t>
-        </w:r>
-      </w:hyperlink>
+      <w:r>
+        <w:rPr>
+          <w:lang w:val="sw_KE" w:bidi="sw_KE"/>
+        </w:rPr>
+        <w:t>7:3</w:t>
+      </w:r>
       <w:r>
         <w:rPr>
           <w:lang w:val="sw_KE" w:bidi="sw_KE"/>
@@ -1278,72 +1008,48 @@
         </w:rPr>
         <w:t>Wasomaji wa asili walikuwa Wakristo. Walifahamu mapokeo ya injili, kwa sababu mwandishi haelezi marejeo mbalimbali ya Agano la Kale (</w:t>
       </w:r>
-      <w:hyperlink r:id="rId55">
-        <w:r>
-          <w:rPr>
-            <w:lang w:val="sw_KE" w:bidi="sw_KE"/>
-          </w:rPr>
-          <w:rPr>
-            <w:color w:val="0000EE"/>
-            <w:u w:val="single"/>
-          </w:rPr>
-          <w:t>2:25–26</w:t>
-        </w:r>
-      </w:hyperlink>
+      <w:r>
+        <w:rPr>
+          <w:lang w:val="sw_KE" w:bidi="sw_KE"/>
+        </w:rPr>
+        <w:t>2:25–26</w:t>
+      </w:r>
       <w:r>
         <w:rPr>
           <w:lang w:val="sw_KE" w:bidi="sw_KE"/>
         </w:rPr>
         <w:t>) au mambo kama Yohana Mbatizaji alikuwa nani (</w:t>
       </w:r>
-      <w:hyperlink r:id="rId56">
-        <w:r>
-          <w:rPr>
-            <w:lang w:val="sw_KE" w:bidi="sw_KE"/>
-          </w:rPr>
-          <w:rPr>
-            <w:color w:val="0000EE"/>
-            <w:u w:val="single"/>
-          </w:rPr>
-          <w:t>1:2–8</w:t>
-        </w:r>
-      </w:hyperlink>
+      <w:r>
+        <w:rPr>
+          <w:lang w:val="sw_KE" w:bidi="sw_KE"/>
+        </w:rPr>
+        <w:t>1:2–8</w:t>
+      </w:r>
       <w:r>
         <w:rPr>
           <w:lang w:val="sw_KE" w:bidi="sw_KE"/>
         </w:rPr>
         <w:t>), nabii Isaya alikuwa nani (</w:t>
       </w:r>
-      <w:hyperlink r:id="rId57">
-        <w:r>
-          <w:rPr>
-            <w:lang w:val="sw_KE" w:bidi="sw_KE"/>
-          </w:rPr>
-          <w:rPr>
-            <w:color w:val="0000EE"/>
-            <w:u w:val="single"/>
-          </w:rPr>
-          <w:t>1:2</w:t>
-        </w:r>
-      </w:hyperlink>
+      <w:r>
+        <w:rPr>
+          <w:lang w:val="sw_KE" w:bidi="sw_KE"/>
+        </w:rPr>
+        <w:t>1:2</w:t>
+      </w:r>
       <w:r>
         <w:rPr>
           <w:lang w:val="sw_KE" w:bidi="sw_KE"/>
         </w:rPr>
         <w:t>), au Mafarisayo na walimu wa sheria ya kidini walikuwa akina nani (</w:t>
       </w:r>
-      <w:hyperlink r:id="rId58">
-        <w:r>
-          <w:rPr>
-            <w:lang w:val="sw_KE" w:bidi="sw_KE"/>
-          </w:rPr>
-          <w:rPr>
-            <w:color w:val="0000EE"/>
-            <w:u w:val="single"/>
-          </w:rPr>
-          <w:t>7:1</w:t>
-        </w:r>
-      </w:hyperlink>
+      <w:r>
+        <w:rPr>
+          <w:lang w:val="sw_KE" w:bidi="sw_KE"/>
+        </w:rPr>
+        <w:t>7:1</w:t>
+      </w:r>
       <w:r>
         <w:rPr>
           <w:lang w:val="sw_KE" w:bidi="sw_KE"/>
@@ -1364,36 +1070,24 @@
         </w:rPr>
         <w:t xml:space="preserve">Ni dhahiri pia kwamba wasomaji walikuwa Warumi, kama inavyoonyeshwa na maneno ya "Kilatini" katika Marko. Katika </w:t>
       </w:r>
-      <w:hyperlink r:id="rId59">
-        <w:r>
-          <w:rPr>
-            <w:lang w:val="sw_KE" w:bidi="sw_KE"/>
-          </w:rPr>
-          <w:rPr>
-            <w:color w:val="0000EE"/>
-            <w:u w:val="single"/>
-          </w:rPr>
-          <w:t>6:27</w:t>
-        </w:r>
-      </w:hyperlink>
+      <w:r>
+        <w:rPr>
+          <w:lang w:val="sw_KE" w:bidi="sw_KE"/>
+        </w:rPr>
+        <w:t>6:27</w:t>
+      </w:r>
       <w:r>
         <w:rPr>
           <w:lang w:val="sw_KE" w:bidi="sw_KE"/>
         </w:rPr>
         <w:t xml:space="preserve">, anatumia neno la Kilatini linalomaanisha "askari"; </w:t>
       </w:r>
-      <w:hyperlink r:id="rId60">
-        <w:r>
-          <w:rPr>
-            <w:lang w:val="sw_KE" w:bidi="sw_KE"/>
-          </w:rPr>
-          <w:rPr>
-            <w:color w:val="0000EE"/>
-            <w:u w:val="single"/>
-          </w:rPr>
-          <w:t>12:42</w:t>
-        </w:r>
-      </w:hyperlink>
+      <w:r>
+        <w:rPr>
+          <w:lang w:val="sw_KE" w:bidi="sw_KE"/>
+        </w:rPr>
+        <w:t>12:42</w:t>
+      </w:r>
       <w:r>
         <w:rPr>
           <w:lang w:val="sw_KE" w:bidi="sw_KE"/>
@@ -1413,36 +1107,24 @@
         </w:rPr>
         <w:t xml:space="preserve">) kueleza maana ya "lepta Mbili" (sarafu za Kigiriki); na katika </w:t>
       </w:r>
-      <w:hyperlink r:id="rId61">
-        <w:r>
-          <w:rPr>
-            <w:lang w:val="sw_KE" w:bidi="sw_KE"/>
-          </w:rPr>
-          <w:rPr>
-            <w:color w:val="0000EE"/>
-            <w:u w:val="single"/>
-          </w:rPr>
-          <w:t>15:39</w:t>
-        </w:r>
-      </w:hyperlink>
+      <w:r>
+        <w:rPr>
+          <w:lang w:val="sw_KE" w:bidi="sw_KE"/>
+        </w:rPr>
+        <w:t>15:39</w:t>
+      </w:r>
       <w:r>
         <w:rPr>
           <w:lang w:val="sw_KE" w:bidi="sw_KE"/>
         </w:rPr>
         <w:t xml:space="preserve">, </w:t>
       </w:r>
-      <w:hyperlink r:id="rId62">
-        <w:r>
-          <w:rPr>
-            <w:lang w:val="sw_KE" w:bidi="sw_KE"/>
-          </w:rPr>
-          <w:rPr>
-            <w:color w:val="0000EE"/>
-            <w:u w:val="single"/>
-          </w:rPr>
-          <w:t>44–45</w:t>
-        </w:r>
-      </w:hyperlink>
+      <w:r>
+        <w:rPr>
+          <w:lang w:val="sw_KE" w:bidi="sw_KE"/>
+        </w:rPr>
+        <w:t>44–45</w:t>
+      </w:r>
       <w:r>
         <w:rPr>
           <w:lang w:val="sw_KE" w:bidi="sw_KE"/>
@@ -1474,342 +1156,228 @@
         </w:rPr>
         <w:t xml:space="preserve">Kazi ya uhariri ya Marko inaweza kuonekana wazi zaidi katika kauli zake za utangulizi (k.m., </w:t>
       </w:r>
-      <w:hyperlink r:id="rId63">
-        <w:r>
-          <w:rPr>
-            <w:lang w:val="sw_KE" w:bidi="sw_KE"/>
-          </w:rPr>
-          <w:rPr>
-            <w:color w:val="0000EE"/>
-            <w:u w:val="single"/>
-          </w:rPr>
-          <w:t>1:21–22</w:t>
-        </w:r>
-      </w:hyperlink>
+      <w:r>
+        <w:rPr>
+          <w:lang w:val="sw_KE" w:bidi="sw_KE"/>
+        </w:rPr>
+        <w:t>1:21–22</w:t>
+      </w:r>
       <w:r>
         <w:rPr>
           <w:lang w:val="sw_KE" w:bidi="sw_KE"/>
         </w:rPr>
         <w:t xml:space="preserve">; </w:t>
       </w:r>
-      <w:hyperlink r:id="rId64">
-        <w:r>
-          <w:rPr>
-            <w:lang w:val="sw_KE" w:bidi="sw_KE"/>
-          </w:rPr>
-          <w:rPr>
-            <w:color w:val="0000EE"/>
-            <w:u w:val="single"/>
-          </w:rPr>
-          <w:t>2:1</w:t>
-        </w:r>
-      </w:hyperlink>
+      <w:r>
+        <w:rPr>
+          <w:lang w:val="sw_KE" w:bidi="sw_KE"/>
+        </w:rPr>
+        <w:t>2:1</w:t>
+      </w:r>
       <w:r>
         <w:rPr>
           <w:lang w:val="sw_KE" w:bidi="sw_KE"/>
         </w:rPr>
         <w:t xml:space="preserve">; </w:t>
       </w:r>
-      <w:hyperlink r:id="rId65">
-        <w:r>
-          <w:rPr>
-            <w:lang w:val="sw_KE" w:bidi="sw_KE"/>
-          </w:rPr>
-          <w:rPr>
-            <w:color w:val="0000EE"/>
-            <w:u w:val="single"/>
-          </w:rPr>
-          <w:t>4:1</w:t>
-        </w:r>
-      </w:hyperlink>
+      <w:r>
+        <w:rPr>
+          <w:lang w:val="sw_KE" w:bidi="sw_KE"/>
+        </w:rPr>
+        <w:t>4:1</w:t>
+      </w:r>
       <w:r>
         <w:rPr>
           <w:lang w:val="sw_KE" w:bidi="sw_KE"/>
         </w:rPr>
         <w:t xml:space="preserve">; </w:t>
       </w:r>
-      <w:hyperlink r:id="rId58">
-        <w:r>
-          <w:rPr>
-            <w:lang w:val="sw_KE" w:bidi="sw_KE"/>
-          </w:rPr>
-          <w:rPr>
-            <w:color w:val="0000EE"/>
-            <w:u w:val="single"/>
-          </w:rPr>
-          <w:t>7:1</w:t>
-        </w:r>
-      </w:hyperlink>
+      <w:r>
+        <w:rPr>
+          <w:lang w:val="sw_KE" w:bidi="sw_KE"/>
+        </w:rPr>
+        <w:t>7:1</w:t>
+      </w:r>
       <w:r>
         <w:rPr>
           <w:lang w:val="sw_KE" w:bidi="sw_KE"/>
         </w:rPr>
         <w:t xml:space="preserve">), katika kauli zake za maelezo (k.m, </w:t>
       </w:r>
-      <w:hyperlink r:id="rId66">
-        <w:r>
-          <w:rPr>
-            <w:lang w:val="sw_KE" w:bidi="sw_KE"/>
-          </w:rPr>
-          <w:rPr>
-            <w:color w:val="0000EE"/>
-            <w:u w:val="single"/>
-          </w:rPr>
-          <w:t>1:16</w:t>
-        </w:r>
-      </w:hyperlink>
+      <w:r>
+        <w:rPr>
+          <w:lang w:val="sw_KE" w:bidi="sw_KE"/>
+        </w:rPr>
+        <w:t>1:16</w:t>
+      </w:r>
       <w:r>
         <w:rPr>
           <w:lang w:val="sw_KE" w:bidi="sw_KE"/>
         </w:rPr>
         <w:t xml:space="preserve">; </w:t>
       </w:r>
-      <w:hyperlink r:id="rId67">
-        <w:r>
-          <w:rPr>
-            <w:lang w:val="sw_KE" w:bidi="sw_KE"/>
-          </w:rPr>
-          <w:rPr>
-            <w:color w:val="0000EE"/>
-            <w:u w:val="single"/>
-          </w:rPr>
-          <w:t>2:15</w:t>
-        </w:r>
-      </w:hyperlink>
+      <w:r>
+        <w:rPr>
+          <w:lang w:val="sw_KE" w:bidi="sw_KE"/>
+        </w:rPr>
+        <w:t>2:15</w:t>
+      </w:r>
       <w:r>
         <w:rPr>
           <w:lang w:val="sw_KE" w:bidi="sw_KE"/>
         </w:rPr>
         <w:t xml:space="preserve">; </w:t>
       </w:r>
-      <w:hyperlink r:id="rId68">
-        <w:r>
-          <w:rPr>
-            <w:lang w:val="sw_KE" w:bidi="sw_KE"/>
-          </w:rPr>
-          <w:rPr>
-            <w:color w:val="0000EE"/>
-            <w:u w:val="single"/>
-          </w:rPr>
-          <w:t>5:8</w:t>
-        </w:r>
-      </w:hyperlink>
+      <w:r>
+        <w:rPr>
+          <w:lang w:val="sw_KE" w:bidi="sw_KE"/>
+        </w:rPr>
+        <w:t>5:8</w:t>
+      </w:r>
       <w:r>
         <w:rPr>
           <w:lang w:val="sw_KE" w:bidi="sw_KE"/>
         </w:rPr>
         <w:t xml:space="preserve">, </w:t>
       </w:r>
-      <w:hyperlink r:id="rId69">
-        <w:r>
-          <w:rPr>
-            <w:lang w:val="sw_KE" w:bidi="sw_KE"/>
-          </w:rPr>
-          <w:rPr>
-            <w:color w:val="0000EE"/>
-            <w:u w:val="single"/>
-          </w:rPr>
-          <w:t>28</w:t>
-        </w:r>
-      </w:hyperlink>
+      <w:r>
+        <w:rPr>
+          <w:lang w:val="sw_KE" w:bidi="sw_KE"/>
+        </w:rPr>
+        <w:t>28</w:t>
+      </w:r>
       <w:r>
         <w:rPr>
           <w:lang w:val="sw_KE" w:bidi="sw_KE"/>
         </w:rPr>
         <w:t xml:space="preserve">, </w:t>
       </w:r>
-      <w:hyperlink r:id="rId70">
-        <w:r>
-          <w:rPr>
-            <w:lang w:val="sw_KE" w:bidi="sw_KE"/>
-          </w:rPr>
-          <w:rPr>
-            <w:color w:val="0000EE"/>
-            <w:u w:val="single"/>
-          </w:rPr>
-          <w:t>42</w:t>
-        </w:r>
-      </w:hyperlink>
+      <w:r>
+        <w:rPr>
+          <w:lang w:val="sw_KE" w:bidi="sw_KE"/>
+        </w:rPr>
+        <w:t>42</w:t>
+      </w:r>
       <w:r>
         <w:rPr>
           <w:lang w:val="sw_KE" w:bidi="sw_KE"/>
         </w:rPr>
         <w:t xml:space="preserve">; </w:t>
       </w:r>
-      <w:hyperlink r:id="rId71">
-        <w:r>
-          <w:rPr>
-            <w:lang w:val="sw_KE" w:bidi="sw_KE"/>
-          </w:rPr>
-          <w:rPr>
-            <w:color w:val="0000EE"/>
-            <w:u w:val="single"/>
-          </w:rPr>
-          <w:t>6:14</w:t>
-        </w:r>
-      </w:hyperlink>
+      <w:r>
+        <w:rPr>
+          <w:lang w:val="sw_KE" w:bidi="sw_KE"/>
+        </w:rPr>
+        <w:t>6:14</w:t>
+      </w:r>
       <w:r>
         <w:rPr>
           <w:lang w:val="sw_KE" w:bidi="sw_KE"/>
         </w:rPr>
         <w:t xml:space="preserve">, </w:t>
       </w:r>
-      <w:hyperlink r:id="rId72">
-        <w:r>
-          <w:rPr>
-            <w:lang w:val="sw_KE" w:bidi="sw_KE"/>
-          </w:rPr>
-          <w:rPr>
-            <w:color w:val="0000EE"/>
-            <w:u w:val="single"/>
-          </w:rPr>
-          <w:t>17</w:t>
-        </w:r>
-      </w:hyperlink>
+      <w:r>
+        <w:rPr>
+          <w:lang w:val="sw_KE" w:bidi="sw_KE"/>
+        </w:rPr>
+        <w:t>17</w:t>
+      </w:r>
       <w:r>
         <w:rPr>
           <w:lang w:val="sw_KE" w:bidi="sw_KE"/>
         </w:rPr>
         <w:t xml:space="preserve">, </w:t>
       </w:r>
-      <w:hyperlink r:id="rId73">
-        <w:r>
-          <w:rPr>
-            <w:lang w:val="sw_KE" w:bidi="sw_KE"/>
-          </w:rPr>
-          <w:rPr>
-            <w:color w:val="0000EE"/>
-            <w:u w:val="single"/>
-          </w:rPr>
-          <w:t>20</w:t>
-        </w:r>
-      </w:hyperlink>
+      <w:r>
+        <w:rPr>
+          <w:lang w:val="sw_KE" w:bidi="sw_KE"/>
+        </w:rPr>
+        <w:t>20</w:t>
+      </w:r>
       <w:r>
         <w:rPr>
           <w:lang w:val="sw_KE" w:bidi="sw_KE"/>
         </w:rPr>
         <w:t xml:space="preserve">, </w:t>
       </w:r>
-      <w:hyperlink r:id="rId74">
-        <w:r>
-          <w:rPr>
-            <w:lang w:val="sw_KE" w:bidi="sw_KE"/>
-          </w:rPr>
-          <w:rPr>
-            <w:color w:val="0000EE"/>
-            <w:u w:val="single"/>
-          </w:rPr>
-          <w:t>52</w:t>
-        </w:r>
-      </w:hyperlink>
+      <w:r>
+        <w:rPr>
+          <w:lang w:val="sw_KE" w:bidi="sw_KE"/>
+        </w:rPr>
+        <w:t>52</w:t>
+      </w:r>
       <w:r>
         <w:rPr>
           <w:lang w:val="sw_KE" w:bidi="sw_KE"/>
         </w:rPr>
         <w:t xml:space="preserve">; </w:t>
       </w:r>
-      <w:hyperlink r:id="rId41">
-        <w:r>
-          <w:rPr>
-            <w:lang w:val="sw_KE" w:bidi="sw_KE"/>
-          </w:rPr>
-          <w:rPr>
-            <w:color w:val="0000EE"/>
-            <w:u w:val="single"/>
-          </w:rPr>
-          <w:t>7:3–4</w:t>
-        </w:r>
-      </w:hyperlink>
+      <w:r>
+        <w:rPr>
+          <w:lang w:val="sw_KE" w:bidi="sw_KE"/>
+        </w:rPr>
+        <w:t>7:3–4</w:t>
+      </w:r>
       <w:r>
         <w:rPr>
           <w:lang w:val="sw_KE" w:bidi="sw_KE"/>
         </w:rPr>
         <w:t xml:space="preserve">), na katika mihtasari yake (k.m, </w:t>
       </w:r>
-      <w:hyperlink r:id="rId75">
-        <w:r>
-          <w:rPr>
-            <w:lang w:val="sw_KE" w:bidi="sw_KE"/>
-          </w:rPr>
-          <w:rPr>
-            <w:color w:val="0000EE"/>
-            <w:u w:val="single"/>
-          </w:rPr>
-          <w:t>1:14–15</w:t>
-        </w:r>
-      </w:hyperlink>
+      <w:r>
+        <w:rPr>
+          <w:lang w:val="sw_KE" w:bidi="sw_KE"/>
+        </w:rPr>
+        <w:t>1:14–15</w:t>
+      </w:r>
       <w:r>
         <w:rPr>
           <w:lang w:val="sw_KE" w:bidi="sw_KE"/>
         </w:rPr>
         <w:t xml:space="preserve">, </w:t>
       </w:r>
-      <w:hyperlink r:id="rId76">
-        <w:r>
-          <w:rPr>
-            <w:lang w:val="sw_KE" w:bidi="sw_KE"/>
-          </w:rPr>
-          <w:rPr>
-            <w:color w:val="0000EE"/>
-            <w:u w:val="single"/>
-          </w:rPr>
-          <w:t>34</w:t>
-        </w:r>
-      </w:hyperlink>
+      <w:r>
+        <w:rPr>
+          <w:lang w:val="sw_KE" w:bidi="sw_KE"/>
+        </w:rPr>
+        <w:t>34</w:t>
+      </w:r>
       <w:r>
         <w:rPr>
           <w:lang w:val="sw_KE" w:bidi="sw_KE"/>
         </w:rPr>
         <w:t xml:space="preserve">, </w:t>
       </w:r>
-      <w:hyperlink r:id="rId77">
-        <w:r>
-          <w:rPr>
-            <w:lang w:val="sw_KE" w:bidi="sw_KE"/>
-          </w:rPr>
-          <w:rPr>
-            <w:color w:val="0000EE"/>
-            <w:u w:val="single"/>
-          </w:rPr>
-          <w:t>39</w:t>
-        </w:r>
-      </w:hyperlink>
+      <w:r>
+        <w:rPr>
+          <w:lang w:val="sw_KE" w:bidi="sw_KE"/>
+        </w:rPr>
+        <w:t>39</w:t>
+      </w:r>
       <w:r>
         <w:rPr>
           <w:lang w:val="sw_KE" w:bidi="sw_KE"/>
         </w:rPr>
         <w:t xml:space="preserve">; </w:t>
       </w:r>
-      <w:hyperlink r:id="rId78">
-        <w:r>
-          <w:rPr>
-            <w:lang w:val="sw_KE" w:bidi="sw_KE"/>
-          </w:rPr>
-          <w:rPr>
-            <w:color w:val="0000EE"/>
-            <w:u w:val="single"/>
-          </w:rPr>
-          <w:t>3:7–12</w:t>
-        </w:r>
-      </w:hyperlink>
+      <w:r>
+        <w:rPr>
+          <w:lang w:val="sw_KE" w:bidi="sw_KE"/>
+        </w:rPr>
+        <w:t>3:7–12</w:t>
+      </w:r>
       <w:r>
         <w:rPr>
           <w:lang w:val="sw_KE" w:bidi="sw_KE"/>
         </w:rPr>
         <w:t xml:space="preserve">; </w:t>
       </w:r>
-      <w:hyperlink r:id="rId79">
-        <w:r>
-          <w:rPr>
-            <w:lang w:val="sw_KE" w:bidi="sw_KE"/>
-          </w:rPr>
-          <w:rPr>
-            <w:color w:val="0000EE"/>
-            <w:u w:val="single"/>
-          </w:rPr>
-          <w:t>6:53–56</w:t>
-        </w:r>
-      </w:hyperlink>
+      <w:r>
+        <w:rPr>
+          <w:lang w:val="sw_KE" w:bidi="sw_KE"/>
+        </w:rPr>
+        <w:t>6:53–56</w:t>
+      </w:r>
       <w:r>
         <w:rPr>
           <w:lang w:val="sw_KE" w:bidi="sw_KE"/>
@@ -1830,414 +1398,276 @@
         </w:rPr>
         <w:t xml:space="preserve">Marko anarudia maneno mbalimbali kuonyesha mwendelezo wa matukio, kama vile "ghafla," "wakati huo huo," na "mara" (k.m, </w:t>
       </w:r>
-      <w:hyperlink r:id="rId80">
-        <w:r>
-          <w:rPr>
-            <w:lang w:val="sw_KE" w:bidi="sw_KE"/>
-          </w:rPr>
-          <w:rPr>
-            <w:color w:val="0000EE"/>
-            <w:u w:val="single"/>
-          </w:rPr>
-          <w:t>1:23</w:t>
-        </w:r>
-      </w:hyperlink>
+      <w:r>
+        <w:rPr>
+          <w:lang w:val="sw_KE" w:bidi="sw_KE"/>
+        </w:rPr>
+        <w:t>1:23</w:t>
+      </w:r>
       <w:r>
         <w:rPr>
           <w:lang w:val="sw_KE" w:bidi="sw_KE"/>
         </w:rPr>
         <w:t xml:space="preserve">; </w:t>
       </w:r>
-      <w:hyperlink r:id="rId81">
-        <w:r>
-          <w:rPr>
-            <w:lang w:val="sw_KE" w:bidi="sw_KE"/>
-          </w:rPr>
-          <w:rPr>
-            <w:color w:val="0000EE"/>
-            <w:u w:val="single"/>
-          </w:rPr>
-          <w:t>3:6</w:t>
-        </w:r>
-      </w:hyperlink>
+      <w:r>
+        <w:rPr>
+          <w:lang w:val="sw_KE" w:bidi="sw_KE"/>
+        </w:rPr>
+        <w:t>3:6</w:t>
+      </w:r>
       <w:r>
         <w:rPr>
           <w:lang w:val="sw_KE" w:bidi="sw_KE"/>
         </w:rPr>
         <w:t xml:space="preserve">; </w:t>
       </w:r>
-      <w:hyperlink r:id="rId82">
-        <w:r>
-          <w:rPr>
-            <w:lang w:val="sw_KE" w:bidi="sw_KE"/>
-          </w:rPr>
-          <w:rPr>
-            <w:color w:val="0000EE"/>
-            <w:u w:val="single"/>
-          </w:rPr>
-          <w:t>6:45</w:t>
-        </w:r>
-      </w:hyperlink>
+      <w:r>
+        <w:rPr>
+          <w:lang w:val="sw_KE" w:bidi="sw_KE"/>
+        </w:rPr>
+        <w:t>6:45</w:t>
+      </w:r>
       <w:r>
         <w:rPr>
           <w:lang w:val="sw_KE" w:bidi="sw_KE"/>
         </w:rPr>
         <w:t xml:space="preserve">). Anatumia wakati uliopo wa Kigiriki katika simulizi yake, badala ya wakati uliopita sahili, ili kutoa hisia ya upesi (k.m, </w:t>
       </w:r>
-      <w:hyperlink r:id="rId83">
-        <w:r>
-          <w:rPr>
-            <w:lang w:val="sw_KE" w:bidi="sw_KE"/>
-          </w:rPr>
-          <w:rPr>
-            <w:color w:val="0000EE"/>
-            <w:u w:val="single"/>
-          </w:rPr>
-          <w:t>1:12</w:t>
-        </w:r>
-      </w:hyperlink>
+      <w:r>
+        <w:rPr>
+          <w:lang w:val="sw_KE" w:bidi="sw_KE"/>
+        </w:rPr>
+        <w:t>1:12</w:t>
+      </w:r>
       <w:r>
         <w:rPr>
           <w:lang w:val="sw_KE" w:bidi="sw_KE"/>
         </w:rPr>
         <w:t xml:space="preserve">, </w:t>
       </w:r>
-      <w:hyperlink r:id="rId84">
-        <w:r>
-          <w:rPr>
-            <w:lang w:val="sw_KE" w:bidi="sw_KE"/>
-          </w:rPr>
-          <w:rPr>
-            <w:color w:val="0000EE"/>
-            <w:u w:val="single"/>
-          </w:rPr>
-          <w:t>21</w:t>
-        </w:r>
-      </w:hyperlink>
+      <w:r>
+        <w:rPr>
+          <w:lang w:val="sw_KE" w:bidi="sw_KE"/>
+        </w:rPr>
+        <w:t>21</w:t>
+      </w:r>
       <w:r>
         <w:rPr>
           <w:lang w:val="sw_KE" w:bidi="sw_KE"/>
         </w:rPr>
         <w:t xml:space="preserve">, </w:t>
       </w:r>
-      <w:hyperlink r:id="rId85">
-        <w:r>
-          <w:rPr>
-            <w:lang w:val="sw_KE" w:bidi="sw_KE"/>
-          </w:rPr>
-          <w:rPr>
-            <w:color w:val="0000EE"/>
-            <w:u w:val="single"/>
-          </w:rPr>
-          <w:t>38</w:t>
-        </w:r>
-      </w:hyperlink>
+      <w:r>
+        <w:rPr>
+          <w:lang w:val="sw_KE" w:bidi="sw_KE"/>
+        </w:rPr>
+        <w:t>38</w:t>
+      </w:r>
       <w:r>
         <w:rPr>
           <w:lang w:val="sw_KE" w:bidi="sw_KE"/>
         </w:rPr>
         <w:t xml:space="preserve">, </w:t>
       </w:r>
-      <w:hyperlink r:id="rId86">
-        <w:r>
-          <w:rPr>
-            <w:lang w:val="sw_KE" w:bidi="sw_KE"/>
-          </w:rPr>
-          <w:rPr>
-            <w:color w:val="0000EE"/>
-            <w:u w:val="single"/>
-          </w:rPr>
-          <w:t>40</w:t>
-        </w:r>
-      </w:hyperlink>
+      <w:r>
+        <w:rPr>
+          <w:lang w:val="sw_KE" w:bidi="sw_KE"/>
+        </w:rPr>
+        <w:t>40</w:t>
+      </w:r>
       <w:r>
         <w:rPr>
           <w:lang w:val="sw_KE" w:bidi="sw_KE"/>
         </w:rPr>
         <w:t xml:space="preserve">, </w:t>
       </w:r>
-      <w:hyperlink r:id="rId87">
-        <w:r>
-          <w:rPr>
-            <w:lang w:val="sw_KE" w:bidi="sw_KE"/>
-          </w:rPr>
-          <w:rPr>
-            <w:color w:val="0000EE"/>
-            <w:u w:val="single"/>
-          </w:rPr>
-          <w:t>44</w:t>
-        </w:r>
-      </w:hyperlink>
+      <w:r>
+        <w:rPr>
+          <w:lang w:val="sw_KE" w:bidi="sw_KE"/>
+        </w:rPr>
+        <w:t>44</w:t>
+      </w:r>
       <w:r>
         <w:rPr>
           <w:lang w:val="sw_KE" w:bidi="sw_KE"/>
         </w:rPr>
         <w:t xml:space="preserve">; </w:t>
       </w:r>
-      <w:hyperlink r:id="rId88">
-        <w:r>
-          <w:rPr>
-            <w:lang w:val="sw_KE" w:bidi="sw_KE"/>
-          </w:rPr>
-          <w:rPr>
-            <w:color w:val="0000EE"/>
-            <w:u w:val="single"/>
-          </w:rPr>
-          <w:t>2:3</w:t>
-        </w:r>
-      </w:hyperlink>
+      <w:r>
+        <w:rPr>
+          <w:lang w:val="sw_KE" w:bidi="sw_KE"/>
+        </w:rPr>
+        <w:t>2:3</w:t>
+      </w:r>
       <w:r>
         <w:rPr>
           <w:lang w:val="sw_KE" w:bidi="sw_KE"/>
         </w:rPr>
         <w:t xml:space="preserve">; </w:t>
       </w:r>
-      <w:hyperlink r:id="rId89">
-        <w:r>
-          <w:rPr>
-            <w:lang w:val="sw_KE" w:bidi="sw_KE"/>
-          </w:rPr>
-          <w:rPr>
-            <w:color w:val="0000EE"/>
-            <w:u w:val="single"/>
-          </w:rPr>
-          <w:t>3:13</w:t>
-        </w:r>
-      </w:hyperlink>
+      <w:r>
+        <w:rPr>
+          <w:lang w:val="sw_KE" w:bidi="sw_KE"/>
+        </w:rPr>
+        <w:t>3:13</w:t>
+      </w:r>
       <w:r>
         <w:rPr>
           <w:lang w:val="sw_KE" w:bidi="sw_KE"/>
         </w:rPr>
         <w:t xml:space="preserve">). Marko mara nyingi anaweka simulizi moja ndani ya nyingine (k.m, </w:t>
       </w:r>
-      <w:hyperlink r:id="rId90">
-        <w:r>
-          <w:rPr>
-            <w:lang w:val="sw_KE" w:bidi="sw_KE"/>
-          </w:rPr>
-          <w:rPr>
-            <w:color w:val="0000EE"/>
-            <w:u w:val="single"/>
-          </w:rPr>
-          <w:t>3:22–30</w:t>
-        </w:r>
-      </w:hyperlink>
+      <w:r>
+        <w:rPr>
+          <w:lang w:val="sw_KE" w:bidi="sw_KE"/>
+        </w:rPr>
+        <w:t>3:22–30</w:t>
+      </w:r>
       <w:r>
         <w:rPr>
           <w:lang w:val="sw_KE" w:bidi="sw_KE"/>
         </w:rPr>
         <w:t xml:space="preserve"> ndani ya </w:t>
       </w:r>
-      <w:hyperlink r:id="rId91">
-        <w:r>
-          <w:rPr>
-            <w:lang w:val="sw_KE" w:bidi="sw_KE"/>
-          </w:rPr>
-          <w:rPr>
-            <w:color w:val="0000EE"/>
-            <w:u w:val="single"/>
-          </w:rPr>
-          <w:t>3:20–21</w:t>
-        </w:r>
-      </w:hyperlink>
+      <w:r>
+        <w:rPr>
+          <w:lang w:val="sw_KE" w:bidi="sw_KE"/>
+        </w:rPr>
+        <w:t>3:20–21</w:t>
+      </w:r>
       <w:r>
         <w:rPr>
           <w:lang w:val="sw_KE" w:bidi="sw_KE"/>
         </w:rPr>
         <w:t xml:space="preserve">, </w:t>
       </w:r>
-      <w:hyperlink r:id="rId92">
-        <w:r>
-          <w:rPr>
-            <w:lang w:val="sw_KE" w:bidi="sw_KE"/>
-          </w:rPr>
-          <w:rPr>
-            <w:color w:val="0000EE"/>
-            <w:u w:val="single"/>
-          </w:rPr>
-          <w:t>31–35</w:t>
-        </w:r>
-      </w:hyperlink>
+      <w:r>
+        <w:rPr>
+          <w:lang w:val="sw_KE" w:bidi="sw_KE"/>
+        </w:rPr>
+        <w:t>31–35</w:t>
+      </w:r>
       <w:r>
         <w:rPr>
           <w:lang w:val="sw_KE" w:bidi="sw_KE"/>
         </w:rPr>
         <w:t xml:space="preserve">; </w:t>
       </w:r>
-      <w:hyperlink r:id="rId93">
-        <w:r>
-          <w:rPr>
-            <w:lang w:val="sw_KE" w:bidi="sw_KE"/>
-          </w:rPr>
-          <w:rPr>
-            <w:color w:val="0000EE"/>
-            <w:u w:val="single"/>
-          </w:rPr>
-          <w:t>5:25–34</w:t>
-        </w:r>
-      </w:hyperlink>
+      <w:r>
+        <w:rPr>
+          <w:lang w:val="sw_KE" w:bidi="sw_KE"/>
+        </w:rPr>
+        <w:t>5:25–34</w:t>
+      </w:r>
       <w:r>
         <w:rPr>
           <w:lang w:val="sw_KE" w:bidi="sw_KE"/>
         </w:rPr>
         <w:t xml:space="preserve"> ndani ya </w:t>
       </w:r>
-      <w:hyperlink r:id="rId94">
-        <w:r>
-          <w:rPr>
-            <w:lang w:val="sw_KE" w:bidi="sw_KE"/>
-          </w:rPr>
-          <w:rPr>
-            <w:color w:val="0000EE"/>
-            <w:u w:val="single"/>
-          </w:rPr>
-          <w:t>5:21–24</w:t>
-        </w:r>
-      </w:hyperlink>
+      <w:r>
+        <w:rPr>
+          <w:lang w:val="sw_KE" w:bidi="sw_KE"/>
+        </w:rPr>
+        <w:t>5:21–24</w:t>
+      </w:r>
       <w:r>
         <w:rPr>
           <w:lang w:val="sw_KE" w:bidi="sw_KE"/>
         </w:rPr>
         <w:t xml:space="preserve">, </w:t>
       </w:r>
-      <w:hyperlink r:id="rId95">
-        <w:r>
-          <w:rPr>
-            <w:lang w:val="sw_KE" w:bidi="sw_KE"/>
-          </w:rPr>
-          <w:rPr>
-            <w:color w:val="0000EE"/>
-            <w:u w:val="single"/>
-          </w:rPr>
-          <w:t>35–43</w:t>
-        </w:r>
-      </w:hyperlink>
+      <w:r>
+        <w:rPr>
+          <w:lang w:val="sw_KE" w:bidi="sw_KE"/>
+        </w:rPr>
+        <w:t>35–43</w:t>
+      </w:r>
       <w:r>
         <w:rPr>
           <w:lang w:val="sw_KE" w:bidi="sw_KE"/>
         </w:rPr>
         <w:t xml:space="preserve">; </w:t>
       </w:r>
-      <w:hyperlink r:id="rId96">
-        <w:r>
-          <w:rPr>
-            <w:lang w:val="sw_KE" w:bidi="sw_KE"/>
-          </w:rPr>
-          <w:rPr>
-            <w:color w:val="0000EE"/>
-            <w:u w:val="single"/>
-          </w:rPr>
-          <w:t>11:15–19</w:t>
-        </w:r>
-      </w:hyperlink>
+      <w:r>
+        <w:rPr>
+          <w:lang w:val="sw_KE" w:bidi="sw_KE"/>
+        </w:rPr>
+        <w:t>11:15–19</w:t>
+      </w:r>
       <w:r>
         <w:rPr>
           <w:lang w:val="sw_KE" w:bidi="sw_KE"/>
         </w:rPr>
         <w:t xml:space="preserve"> ndani ya </w:t>
       </w:r>
-      <w:hyperlink r:id="rId97">
-        <w:r>
-          <w:rPr>
-            <w:lang w:val="sw_KE" w:bidi="sw_KE"/>
-          </w:rPr>
-          <w:rPr>
-            <w:color w:val="0000EE"/>
-            <w:u w:val="single"/>
-          </w:rPr>
-          <w:t>11:12–14</w:t>
-        </w:r>
-      </w:hyperlink>
+      <w:r>
+        <w:rPr>
+          <w:lang w:val="sw_KE" w:bidi="sw_KE"/>
+        </w:rPr>
+        <w:t>11:12–14</w:t>
+      </w:r>
       <w:r>
         <w:rPr>
           <w:lang w:val="sw_KE" w:bidi="sw_KE"/>
         </w:rPr>
         <w:t xml:space="preserve">, </w:t>
       </w:r>
-      <w:hyperlink r:id="rId98">
-        <w:r>
-          <w:rPr>
-            <w:lang w:val="sw_KE" w:bidi="sw_KE"/>
-          </w:rPr>
-          <w:rPr>
-            <w:color w:val="0000EE"/>
-            <w:u w:val="single"/>
-          </w:rPr>
-          <w:t>20–26</w:t>
-        </w:r>
-      </w:hyperlink>
+      <w:r>
+        <w:rPr>
+          <w:lang w:val="sw_KE" w:bidi="sw_KE"/>
+        </w:rPr>
+        <w:t>20–26</w:t>
+      </w:r>
       <w:r>
         <w:rPr>
           <w:lang w:val="sw_KE" w:bidi="sw_KE"/>
         </w:rPr>
         <w:t>); katika mfano wa mwisho, mbinu hiyo inaonyesha kwamba sehemu ya katikati (</w:t>
       </w:r>
-      <w:hyperlink r:id="rId96">
-        <w:r>
-          <w:rPr>
-            <w:lang w:val="sw_KE" w:bidi="sw_KE"/>
-          </w:rPr>
-          <w:rPr>
-            <w:color w:val="0000EE"/>
-            <w:u w:val="single"/>
-          </w:rPr>
-          <w:t>11:15–19</w:t>
-        </w:r>
-      </w:hyperlink>
+      <w:r>
+        <w:rPr>
+          <w:lang w:val="sw_KE" w:bidi="sw_KE"/>
+        </w:rPr>
+        <w:t>11:15–19</w:t>
+      </w:r>
       <w:r>
         <w:rPr>
           <w:lang w:val="sw_KE" w:bidi="sw_KE"/>
         </w:rPr>
         <w:t>, kutakaswa kwa Hekalu) inapaswa kueleweka kwa msingi wa simulizi inayoizunguka (</w:t>
       </w:r>
-      <w:hyperlink r:id="rId97">
-        <w:r>
-          <w:rPr>
-            <w:lang w:val="sw_KE" w:bidi="sw_KE"/>
-          </w:rPr>
-          <w:rPr>
-            <w:color w:val="0000EE"/>
-            <w:u w:val="single"/>
-          </w:rPr>
-          <w:t>11:12–14</w:t>
-        </w:r>
-      </w:hyperlink>
+      <w:r>
+        <w:rPr>
+          <w:lang w:val="sw_KE" w:bidi="sw_KE"/>
+        </w:rPr>
+        <w:t>11:12–14</w:t>
+      </w:r>
       <w:r>
         <w:rPr>
           <w:lang w:val="sw_KE" w:bidi="sw_KE"/>
         </w:rPr>
         <w:t xml:space="preserve">, </w:t>
       </w:r>
-      <w:hyperlink r:id="rId98">
-        <w:r>
-          <w:rPr>
-            <w:lang w:val="sw_KE" w:bidi="sw_KE"/>
-          </w:rPr>
-          <w:rPr>
-            <w:color w:val="0000EE"/>
-            <w:u w:val="single"/>
-          </w:rPr>
-          <w:t>20–26</w:t>
-        </w:r>
-      </w:hyperlink>
+      <w:r>
+        <w:rPr>
+          <w:lang w:val="sw_KE" w:bidi="sw_KE"/>
+        </w:rPr>
+        <w:t>20–26</w:t>
+      </w:r>
       <w:r>
         <w:rPr>
           <w:lang w:val="sw_KE" w:bidi="sw_KE"/>
         </w:rPr>
         <w:t xml:space="preserve">, kulaani mtini)—utakaso wa Hekalu ulikuwa ni kitendo cha kiishara cha hukumu (linganisha na </w:t>
       </w:r>
-      <w:hyperlink r:id="rId99">
-        <w:r>
-          <w:rPr>
-            <w:lang w:val="sw_KE" w:bidi="sw_KE"/>
-          </w:rPr>
-          <w:rPr>
-            <w:color w:val="0000EE"/>
-            <w:u w:val="single"/>
-          </w:rPr>
-          <w:t>13:3–37</w:t>
-        </w:r>
-      </w:hyperlink>
+      <w:r>
+        <w:rPr>
+          <w:lang w:val="sw_KE" w:bidi="sw_KE"/>
+        </w:rPr>
+        <w:t>13:3–37</w:t>
+      </w:r>
       <w:r>
         <w:rPr>
           <w:lang w:val="sw_KE" w:bidi="sw_KE"/>
@@ -2269,252 +1699,168 @@
         </w:rPr>
         <w:t>Yesu Kristo. Msisitizo mkuu wa kitheolojia wa Marko ni utambulisho wa Yesu wa Nazareti. Msisitizo huu unatajwa katika mstari wa ufunguzi wa Injili hii: Marko alitaka wasomaji wake wajue kwamba Yesu wa Nazareti ni "Masihi, Mwana wa Mungu." Jina "Mwana wa Mungu" linajitokeza mara kwa mara katika Marko, na kuna mashahidi mbalimbali wa hadhi ya Yesu kama Mwana wa Mungu: pepo (</w:t>
       </w:r>
-      <w:hyperlink r:id="rId76">
-        <w:r>
-          <w:rPr>
-            <w:lang w:val="sw_KE" w:bidi="sw_KE"/>
-          </w:rPr>
-          <w:rPr>
-            <w:color w:val="0000EE"/>
-            <w:u w:val="single"/>
-          </w:rPr>
-          <w:t>1:34</w:t>
-        </w:r>
-      </w:hyperlink>
+      <w:r>
+        <w:rPr>
+          <w:lang w:val="sw_KE" w:bidi="sw_KE"/>
+        </w:rPr>
+        <w:t>1:34</w:t>
+      </w:r>
       <w:r>
         <w:rPr>
           <w:lang w:val="sw_KE" w:bidi="sw_KE"/>
         </w:rPr>
         <w:t xml:space="preserve">; </w:t>
       </w:r>
-      <w:hyperlink r:id="rId100">
-        <w:r>
-          <w:rPr>
-            <w:lang w:val="sw_KE" w:bidi="sw_KE"/>
-          </w:rPr>
-          <w:rPr>
-            <w:color w:val="0000EE"/>
-            <w:u w:val="single"/>
-          </w:rPr>
-          <w:t>3:11</w:t>
-        </w:r>
-      </w:hyperlink>
+      <w:r>
+        <w:rPr>
+          <w:lang w:val="sw_KE" w:bidi="sw_KE"/>
+        </w:rPr>
+        <w:t>3:11</w:t>
+      </w:r>
       <w:r>
         <w:rPr>
           <w:lang w:val="sw_KE" w:bidi="sw_KE"/>
         </w:rPr>
         <w:t xml:space="preserve">; </w:t>
       </w:r>
-      <w:hyperlink r:id="rId101">
-        <w:r>
-          <w:rPr>
-            <w:lang w:val="sw_KE" w:bidi="sw_KE"/>
-          </w:rPr>
-          <w:rPr>
-            <w:color w:val="0000EE"/>
-            <w:u w:val="single"/>
-          </w:rPr>
-          <w:t>5:7</w:t>
-        </w:r>
-      </w:hyperlink>
+      <w:r>
+        <w:rPr>
+          <w:lang w:val="sw_KE" w:bidi="sw_KE"/>
+        </w:rPr>
+        <w:t>5:7</w:t>
+      </w:r>
       <w:r>
         <w:rPr>
           <w:lang w:val="sw_KE" w:bidi="sw_KE"/>
         </w:rPr>
         <w:t xml:space="preserve">; linganisha na </w:t>
       </w:r>
-      <w:hyperlink r:id="rId102">
-        <w:r>
-          <w:rPr>
-            <w:lang w:val="sw_KE" w:bidi="sw_KE"/>
-          </w:rPr>
-          <w:rPr>
-            <w:color w:val="0000EE"/>
-            <w:u w:val="single"/>
-          </w:rPr>
-          <w:t>1:24</w:t>
-        </w:r>
-      </w:hyperlink>
+      <w:r>
+        <w:rPr>
+          <w:lang w:val="sw_KE" w:bidi="sw_KE"/>
+        </w:rPr>
+        <w:t>1:24</w:t>
+      </w:r>
       <w:r>
         <w:rPr>
           <w:lang w:val="sw_KE" w:bidi="sw_KE"/>
         </w:rPr>
         <w:t>); Mungu mwenyewe (</w:t>
       </w:r>
-      <w:hyperlink r:id="rId103">
-        <w:r>
-          <w:rPr>
-            <w:lang w:val="sw_KE" w:bidi="sw_KE"/>
-          </w:rPr>
-          <w:rPr>
-            <w:color w:val="0000EE"/>
-            <w:u w:val="single"/>
-          </w:rPr>
-          <w:t>1:11</w:t>
-        </w:r>
-      </w:hyperlink>
+      <w:r>
+        <w:rPr>
+          <w:lang w:val="sw_KE" w:bidi="sw_KE"/>
+        </w:rPr>
+        <w:t>1:11</w:t>
+      </w:r>
       <w:r>
         <w:rPr>
           <w:lang w:val="sw_KE" w:bidi="sw_KE"/>
         </w:rPr>
         <w:t xml:space="preserve">; </w:t>
       </w:r>
-      <w:hyperlink r:id="rId104">
-        <w:r>
-          <w:rPr>
-            <w:lang w:val="sw_KE" w:bidi="sw_KE"/>
-          </w:rPr>
-          <w:rPr>
-            <w:color w:val="0000EE"/>
-            <w:u w:val="single"/>
-          </w:rPr>
-          <w:t>9:7</w:t>
-        </w:r>
-      </w:hyperlink>
+      <w:r>
+        <w:rPr>
+          <w:lang w:val="sw_KE" w:bidi="sw_KE"/>
+        </w:rPr>
+        <w:t>9:7</w:t>
+      </w:r>
       <w:r>
         <w:rPr>
           <w:lang w:val="sw_KE" w:bidi="sw_KE"/>
         </w:rPr>
         <w:t>); Marko, mwandishi (</w:t>
       </w:r>
-      <w:hyperlink r:id="rId13">
-        <w:r>
-          <w:rPr>
-            <w:lang w:val="sw_KE" w:bidi="sw_KE"/>
-          </w:rPr>
-          <w:rPr>
-            <w:color w:val="0000EE"/>
-            <w:u w:val="single"/>
-          </w:rPr>
-          <w:t>1:1</w:t>
-        </w:r>
-      </w:hyperlink>
+      <w:r>
+        <w:rPr>
+          <w:lang w:val="sw_KE" w:bidi="sw_KE"/>
+        </w:rPr>
+        <w:t>1:1</w:t>
+      </w:r>
       <w:r>
         <w:rPr>
           <w:lang w:val="sw_KE" w:bidi="sw_KE"/>
         </w:rPr>
         <w:t>); akida wa Kirumi (</w:t>
       </w:r>
-      <w:hyperlink r:id="rId61">
-        <w:r>
-          <w:rPr>
-            <w:lang w:val="sw_KE" w:bidi="sw_KE"/>
-          </w:rPr>
-          <w:rPr>
-            <w:color w:val="0000EE"/>
-            <w:u w:val="single"/>
-          </w:rPr>
-          <w:t>15:39</w:t>
-        </w:r>
-      </w:hyperlink>
+      <w:r>
+        <w:rPr>
+          <w:lang w:val="sw_KE" w:bidi="sw_KE"/>
+        </w:rPr>
+        <w:t>15:39</w:t>
+      </w:r>
       <w:r>
         <w:rPr>
           <w:lang w:val="sw_KE" w:bidi="sw_KE"/>
         </w:rPr>
         <w:t>); na Yesu mwenyewe (</w:t>
       </w:r>
-      <w:hyperlink r:id="rId105">
-        <w:r>
-          <w:rPr>
-            <w:lang w:val="sw_KE" w:bidi="sw_KE"/>
-          </w:rPr>
-          <w:rPr>
-            <w:color w:val="0000EE"/>
-            <w:u w:val="single"/>
-          </w:rPr>
-          <w:t>12:6</w:t>
-        </w:r>
-      </w:hyperlink>
+      <w:r>
+        <w:rPr>
+          <w:lang w:val="sw_KE" w:bidi="sw_KE"/>
+        </w:rPr>
+        <w:t>12:6</w:t>
+      </w:r>
       <w:r>
         <w:rPr>
           <w:lang w:val="sw_KE" w:bidi="sw_KE"/>
         </w:rPr>
         <w:t xml:space="preserve">; </w:t>
       </w:r>
-      <w:hyperlink r:id="rId106">
-        <w:r>
-          <w:rPr>
-            <w:lang w:val="sw_KE" w:bidi="sw_KE"/>
-          </w:rPr>
-          <w:rPr>
-            <w:color w:val="0000EE"/>
-            <w:u w:val="single"/>
-          </w:rPr>
-          <w:t>13:32</w:t>
-        </w:r>
-      </w:hyperlink>
+      <w:r>
+        <w:rPr>
+          <w:lang w:val="sw_KE" w:bidi="sw_KE"/>
+        </w:rPr>
+        <w:t>13:32</w:t>
+      </w:r>
       <w:r>
         <w:rPr>
           <w:lang w:val="sw_KE" w:bidi="sw_KE"/>
         </w:rPr>
         <w:t xml:space="preserve">; </w:t>
       </w:r>
-      <w:hyperlink r:id="rId107">
-        <w:r>
-          <w:rPr>
-            <w:lang w:val="sw_KE" w:bidi="sw_KE"/>
-          </w:rPr>
-          <w:rPr>
-            <w:color w:val="0000EE"/>
-            <w:u w:val="single"/>
-          </w:rPr>
-          <w:t>14:61–62</w:t>
-        </w:r>
-      </w:hyperlink>
+      <w:r>
+        <w:rPr>
+          <w:lang w:val="sw_KE" w:bidi="sw_KE"/>
+        </w:rPr>
+        <w:t>14:61–62</w:t>
+      </w:r>
       <w:r>
         <w:rPr>
           <w:lang w:val="sw_KE" w:bidi="sw_KE"/>
         </w:rPr>
         <w:t xml:space="preserve">). Majina mengine ya Yesu yanapatikana katika Injili ya Mrko, ikiwemo moja lililopendwa sana na yesu, "Mwana wa Adamu" (k.m, </w:t>
       </w:r>
-      <w:hyperlink r:id="rId108">
-        <w:r>
-          <w:rPr>
-            <w:lang w:val="sw_KE" w:bidi="sw_KE"/>
-          </w:rPr>
-          <w:rPr>
-            <w:color w:val="0000EE"/>
-            <w:u w:val="single"/>
-          </w:rPr>
-          <w:t>2:10</w:t>
-        </w:r>
-      </w:hyperlink>
+      <w:r>
+        <w:rPr>
+          <w:lang w:val="sw_KE" w:bidi="sw_KE"/>
+        </w:rPr>
+        <w:t>2:10</w:t>
+      </w:r>
       <w:r>
         <w:rPr>
           <w:lang w:val="sw_KE" w:bidi="sw_KE"/>
         </w:rPr>
         <w:t xml:space="preserve">). Lakini katika Injili ya Marko, majina haya yote, pamoja na matendo yake (k.m, </w:t>
       </w:r>
-      <w:hyperlink r:id="rId109">
-        <w:r>
-          <w:rPr>
-            <w:lang w:val="sw_KE" w:bidi="sw_KE"/>
-          </w:rPr>
-          <w:rPr>
-            <w:color w:val="0000EE"/>
-            <w:u w:val="single"/>
-          </w:rPr>
-          <w:t>1:22</w:t>
-        </w:r>
-      </w:hyperlink>
+      <w:r>
+        <w:rPr>
+          <w:lang w:val="sw_KE" w:bidi="sw_KE"/>
+        </w:rPr>
+        <w:t>1:22</w:t>
+      </w:r>
       <w:r>
         <w:rPr>
           <w:lang w:val="sw_KE" w:bidi="sw_KE"/>
         </w:rPr>
         <w:t xml:space="preserve">; </w:t>
       </w:r>
-      <w:hyperlink r:id="rId110">
-        <w:r>
-          <w:rPr>
-            <w:lang w:val="sw_KE" w:bidi="sw_KE"/>
-          </w:rPr>
-          <w:rPr>
-            <w:color w:val="0000EE"/>
-            <w:u w:val="single"/>
-          </w:rPr>
-          <w:t>4:41</w:t>
-        </w:r>
-      </w:hyperlink>
+      <w:r>
+        <w:rPr>
+          <w:lang w:val="sw_KE" w:bidi="sw_KE"/>
+        </w:rPr>
+        <w:t>4:41</w:t>
+      </w:r>
       <w:r>
         <w:rPr>
           <w:lang w:val="sw_KE" w:bidi="sw_KE"/>
@@ -2562,414 +1908,276 @@
         </w:rPr>
         <w:t>—mateso yake, kifo chake, na ufufuo wake. Katika Injili yote tunapata marejeo mengi kuhusu kifo cha Yesu (</w:t>
       </w:r>
-      <w:hyperlink r:id="rId111">
-        <w:r>
-          <w:rPr>
-            <w:lang w:val="sw_KE" w:bidi="sw_KE"/>
-          </w:rPr>
-          <w:rPr>
-            <w:color w:val="0000EE"/>
-            <w:u w:val="single"/>
-          </w:rPr>
-          <w:t>2:19–20</w:t>
-        </w:r>
-      </w:hyperlink>
+      <w:r>
+        <w:rPr>
+          <w:lang w:val="sw_KE" w:bidi="sw_KE"/>
+        </w:rPr>
+        <w:t>2:19–20</w:t>
+      </w:r>
       <w:r>
         <w:rPr>
           <w:lang w:val="sw_KE" w:bidi="sw_KE"/>
         </w:rPr>
         <w:t xml:space="preserve">; </w:t>
       </w:r>
-      <w:hyperlink r:id="rId81">
-        <w:r>
-          <w:rPr>
-            <w:lang w:val="sw_KE" w:bidi="sw_KE"/>
-          </w:rPr>
-          <w:rPr>
-            <w:color w:val="0000EE"/>
-            <w:u w:val="single"/>
-          </w:rPr>
-          <w:t>3:6</w:t>
-        </w:r>
-      </w:hyperlink>
+      <w:r>
+        <w:rPr>
+          <w:lang w:val="sw_KE" w:bidi="sw_KE"/>
+        </w:rPr>
+        <w:t>3:6</w:t>
+      </w:r>
       <w:r>
         <w:rPr>
           <w:lang w:val="sw_KE" w:bidi="sw_KE"/>
         </w:rPr>
         <w:t xml:space="preserve">; </w:t>
       </w:r>
-      <w:hyperlink r:id="rId33">
-        <w:r>
-          <w:rPr>
-            <w:lang w:val="sw_KE" w:bidi="sw_KE"/>
-          </w:rPr>
-          <w:rPr>
-            <w:color w:val="0000EE"/>
-            <w:u w:val="single"/>
-          </w:rPr>
-          <w:t>8:31</w:t>
-        </w:r>
-      </w:hyperlink>
+      <w:r>
+        <w:rPr>
+          <w:lang w:val="sw_KE" w:bidi="sw_KE"/>
+        </w:rPr>
+        <w:t>8:31</w:t>
+      </w:r>
       <w:r>
         <w:rPr>
           <w:lang w:val="sw_KE" w:bidi="sw_KE"/>
         </w:rPr>
         <w:t xml:space="preserve">; </w:t>
       </w:r>
-      <w:hyperlink r:id="rId112">
-        <w:r>
-          <w:rPr>
-            <w:lang w:val="sw_KE" w:bidi="sw_KE"/>
-          </w:rPr>
-          <w:rPr>
-            <w:color w:val="0000EE"/>
-            <w:u w:val="single"/>
-          </w:rPr>
-          <w:t>9:9</w:t>
-        </w:r>
-      </w:hyperlink>
+      <w:r>
+        <w:rPr>
+          <w:lang w:val="sw_KE" w:bidi="sw_KE"/>
+        </w:rPr>
+        <w:t>9:9</w:t>
+      </w:r>
       <w:r>
         <w:rPr>
           <w:lang w:val="sw_KE" w:bidi="sw_KE"/>
         </w:rPr>
         <w:t xml:space="preserve">, </w:t>
       </w:r>
-      <w:hyperlink r:id="rId113">
-        <w:r>
-          <w:rPr>
-            <w:lang w:val="sw_KE" w:bidi="sw_KE"/>
-          </w:rPr>
-          <w:rPr>
-            <w:color w:val="0000EE"/>
-            <w:u w:val="single"/>
-          </w:rPr>
-          <w:t>12</w:t>
-        </w:r>
-      </w:hyperlink>
+      <w:r>
+        <w:rPr>
+          <w:lang w:val="sw_KE" w:bidi="sw_KE"/>
+        </w:rPr>
+        <w:t>12</w:t>
+      </w:r>
       <w:r>
         <w:rPr>
           <w:lang w:val="sw_KE" w:bidi="sw_KE"/>
         </w:rPr>
         <w:t xml:space="preserve">, </w:t>
       </w:r>
-      <w:hyperlink r:id="rId114">
-        <w:r>
-          <w:rPr>
-            <w:lang w:val="sw_KE" w:bidi="sw_KE"/>
-          </w:rPr>
-          <w:rPr>
-            <w:color w:val="0000EE"/>
-            <w:u w:val="single"/>
-          </w:rPr>
-          <w:t>31</w:t>
-        </w:r>
-      </w:hyperlink>
+      <w:r>
+        <w:rPr>
+          <w:lang w:val="sw_KE" w:bidi="sw_KE"/>
+        </w:rPr>
+        <w:t>31</w:t>
+      </w:r>
       <w:r>
         <w:rPr>
           <w:lang w:val="sw_KE" w:bidi="sw_KE"/>
         </w:rPr>
         <w:t xml:space="preserve">; </w:t>
       </w:r>
-      <w:hyperlink r:id="rId115">
-        <w:r>
-          <w:rPr>
-            <w:lang w:val="sw_KE" w:bidi="sw_KE"/>
-          </w:rPr>
-          <w:rPr>
-            <w:color w:val="0000EE"/>
-            <w:u w:val="single"/>
-          </w:rPr>
-          <w:t>10:33–34</w:t>
-        </w:r>
-      </w:hyperlink>
+      <w:r>
+        <w:rPr>
+          <w:lang w:val="sw_KE" w:bidi="sw_KE"/>
+        </w:rPr>
+        <w:t>10:33–34</w:t>
+      </w:r>
       <w:r>
         <w:rPr>
           <w:lang w:val="sw_KE" w:bidi="sw_KE"/>
         </w:rPr>
         <w:t xml:space="preserve">, </w:t>
       </w:r>
-      <w:hyperlink r:id="rId116">
-        <w:r>
-          <w:rPr>
-            <w:lang w:val="sw_KE" w:bidi="sw_KE"/>
-          </w:rPr>
-          <w:rPr>
-            <w:color w:val="0000EE"/>
-            <w:u w:val="single"/>
-          </w:rPr>
-          <w:t>45</w:t>
-        </w:r>
-      </w:hyperlink>
+      <w:r>
+        <w:rPr>
+          <w:lang w:val="sw_KE" w:bidi="sw_KE"/>
+        </w:rPr>
+        <w:t>45</w:t>
+      </w:r>
       <w:r>
         <w:rPr>
           <w:lang w:val="sw_KE" w:bidi="sw_KE"/>
         </w:rPr>
         <w:t xml:space="preserve">; </w:t>
       </w:r>
-      <w:hyperlink r:id="rId117">
-        <w:r>
-          <w:rPr>
-            <w:lang w:val="sw_KE" w:bidi="sw_KE"/>
-          </w:rPr>
-          <w:rPr>
-            <w:color w:val="0000EE"/>
-            <w:u w:val="single"/>
-          </w:rPr>
-          <w:t>12:1–11</w:t>
-        </w:r>
-      </w:hyperlink>
+      <w:r>
+        <w:rPr>
+          <w:lang w:val="sw_KE" w:bidi="sw_KE"/>
+        </w:rPr>
+        <w:t>12:1–11</w:t>
+      </w:r>
       <w:r>
         <w:rPr>
           <w:lang w:val="sw_KE" w:bidi="sw_KE"/>
         </w:rPr>
         <w:t xml:space="preserve">; </w:t>
       </w:r>
-      <w:hyperlink r:id="rId118">
-        <w:r>
-          <w:rPr>
-            <w:lang w:val="sw_KE" w:bidi="sw_KE"/>
-          </w:rPr>
-          <w:rPr>
-            <w:color w:val="0000EE"/>
-            <w:u w:val="single"/>
-          </w:rPr>
-          <w:t>14:1–11</w:t>
-        </w:r>
-      </w:hyperlink>
+      <w:r>
+        <w:rPr>
+          <w:lang w:val="sw_KE" w:bidi="sw_KE"/>
+        </w:rPr>
+        <w:t>14:1–11</w:t>
+      </w:r>
       <w:r>
         <w:rPr>
           <w:lang w:val="sw_KE" w:bidi="sw_KE"/>
         </w:rPr>
         <w:t xml:space="preserve">, </w:t>
       </w:r>
-      <w:hyperlink r:id="rId119">
-        <w:r>
-          <w:rPr>
-            <w:lang w:val="sw_KE" w:bidi="sw_KE"/>
-          </w:rPr>
-          <w:rPr>
-            <w:color w:val="0000EE"/>
-            <w:u w:val="single"/>
-          </w:rPr>
-          <w:t>21</w:t>
-        </w:r>
-      </w:hyperlink>
+      <w:r>
+        <w:rPr>
+          <w:lang w:val="sw_KE" w:bidi="sw_KE"/>
+        </w:rPr>
+        <w:t>21</w:t>
+      </w:r>
       <w:r>
         <w:rPr>
           <w:lang w:val="sw_KE" w:bidi="sw_KE"/>
         </w:rPr>
         <w:t xml:space="preserve">, </w:t>
       </w:r>
-      <w:hyperlink r:id="rId120">
-        <w:r>
-          <w:rPr>
-            <w:lang w:val="sw_KE" w:bidi="sw_KE"/>
-          </w:rPr>
-          <w:rPr>
-            <w:color w:val="0000EE"/>
-            <w:u w:val="single"/>
-          </w:rPr>
-          <w:t>24–25</w:t>
-        </w:r>
-      </w:hyperlink>
+      <w:r>
+        <w:rPr>
+          <w:lang w:val="sw_KE" w:bidi="sw_KE"/>
+        </w:rPr>
+        <w:t>24–25</w:t>
+      </w:r>
       <w:r>
         <w:rPr>
           <w:lang w:val="sw_KE" w:bidi="sw_KE"/>
         </w:rPr>
         <w:t xml:space="preserve">, </w:t>
       </w:r>
-      <w:hyperlink r:id="rId121">
-        <w:r>
-          <w:rPr>
-            <w:lang w:val="sw_KE" w:bidi="sw_KE"/>
-          </w:rPr>
-          <w:rPr>
-            <w:color w:val="0000EE"/>
-            <w:u w:val="single"/>
-          </w:rPr>
-          <w:t>36</w:t>
-        </w:r>
-      </w:hyperlink>
+      <w:r>
+        <w:rPr>
+          <w:lang w:val="sw_KE" w:bidi="sw_KE"/>
+        </w:rPr>
+        <w:t>36</w:t>
+      </w:r>
       <w:r>
         <w:rPr>
           <w:lang w:val="sw_KE" w:bidi="sw_KE"/>
         </w:rPr>
         <w:t xml:space="preserve">, </w:t>
       </w:r>
-      <w:hyperlink r:id="rId122">
-        <w:r>
-          <w:rPr>
-            <w:lang w:val="sw_KE" w:bidi="sw_KE"/>
-          </w:rPr>
-          <w:rPr>
-            <w:color w:val="0000EE"/>
-            <w:u w:val="single"/>
-          </w:rPr>
-          <w:t>14:64–15:47</w:t>
-        </w:r>
-      </w:hyperlink>
+      <w:r>
+        <w:rPr>
+          <w:lang w:val="sw_KE" w:bidi="sw_KE"/>
+        </w:rPr>
+        <w:t>14:64–15:47</w:t>
+      </w:r>
       <w:r>
         <w:rPr>
           <w:lang w:val="sw_KE" w:bidi="sw_KE"/>
         </w:rPr>
         <w:t>). Marko anasisitiza kwamba kifo cha Yesu kilikuwa sehemu ya mpango wa Mungu. Kifo chake kilihitajika na Mungu (</w:t>
       </w:r>
-      <w:hyperlink r:id="rId33">
-        <w:r>
-          <w:rPr>
-            <w:lang w:val="sw_KE" w:bidi="sw_KE"/>
-          </w:rPr>
-          <w:rPr>
-            <w:color w:val="0000EE"/>
-            <w:u w:val="single"/>
-          </w:rPr>
-          <w:t>8:31</w:t>
-        </w:r>
-      </w:hyperlink>
+      <w:r>
+        <w:rPr>
+          <w:lang w:val="sw_KE" w:bidi="sw_KE"/>
+        </w:rPr>
+        <w:t>8:31</w:t>
+      </w:r>
       <w:r>
         <w:rPr>
           <w:lang w:val="sw_KE" w:bidi="sw_KE"/>
         </w:rPr>
         <w:t>), kwani ilikuwa mapenzi ya Mungu (</w:t>
       </w:r>
-      <w:hyperlink r:id="rId116">
-        <w:r>
-          <w:rPr>
-            <w:lang w:val="sw_KE" w:bidi="sw_KE"/>
-          </w:rPr>
-          <w:rPr>
-            <w:color w:val="0000EE"/>
-            <w:u w:val="single"/>
-          </w:rPr>
-          <w:t>10:45</w:t>
-        </w:r>
-      </w:hyperlink>
+      <w:r>
+        <w:rPr>
+          <w:lang w:val="sw_KE" w:bidi="sw_KE"/>
+        </w:rPr>
+        <w:t>10:45</w:t>
+      </w:r>
       <w:r>
         <w:rPr>
           <w:lang w:val="sw_KE" w:bidi="sw_KE"/>
         </w:rPr>
         <w:t xml:space="preserve">; </w:t>
       </w:r>
-      <w:hyperlink r:id="rId121">
-        <w:r>
-          <w:rPr>
-            <w:lang w:val="sw_KE" w:bidi="sw_KE"/>
-          </w:rPr>
-          <w:rPr>
-            <w:color w:val="0000EE"/>
-            <w:u w:val="single"/>
-          </w:rPr>
-          <w:t>14:36</w:t>
-        </w:r>
-      </w:hyperlink>
+      <w:r>
+        <w:rPr>
+          <w:lang w:val="sw_KE" w:bidi="sw_KE"/>
+        </w:rPr>
+        <w:t>14:36</w:t>
+      </w:r>
       <w:r>
         <w:rPr>
           <w:lang w:val="sw_KE" w:bidi="sw_KE"/>
         </w:rPr>
         <w:t xml:space="preserve">). Agano la Kale pia linafundisha juu ya kifo cha Masihi (tazama </w:t>
       </w:r>
-      <w:hyperlink r:id="rId113">
-        <w:r>
-          <w:rPr>
-            <w:lang w:val="sw_KE" w:bidi="sw_KE"/>
-          </w:rPr>
-          <w:rPr>
-            <w:color w:val="0000EE"/>
-            <w:u w:val="single"/>
-          </w:rPr>
-          <w:t>9:12</w:t>
-        </w:r>
-      </w:hyperlink>
+      <w:r>
+        <w:rPr>
+          <w:lang w:val="sw_KE" w:bidi="sw_KE"/>
+        </w:rPr>
+        <w:t>9:12</w:t>
+      </w:r>
       <w:r>
         <w:rPr>
           <w:lang w:val="sw_KE" w:bidi="sw_KE"/>
         </w:rPr>
         <w:t xml:space="preserve">; </w:t>
       </w:r>
-      <w:hyperlink r:id="rId119">
-        <w:r>
-          <w:rPr>
-            <w:lang w:val="sw_KE" w:bidi="sw_KE"/>
-          </w:rPr>
-          <w:rPr>
-            <w:color w:val="0000EE"/>
-            <w:u w:val="single"/>
-          </w:rPr>
-          <w:t>14:21</w:t>
-        </w:r>
-      </w:hyperlink>
+      <w:r>
+        <w:rPr>
+          <w:lang w:val="sw_KE" w:bidi="sw_KE"/>
+        </w:rPr>
+        <w:t>14:21</w:t>
+      </w:r>
       <w:r>
         <w:rPr>
           <w:lang w:val="sw_KE" w:bidi="sw_KE"/>
         </w:rPr>
         <w:t xml:space="preserve">, </w:t>
       </w:r>
-      <w:hyperlink r:id="rId123">
-        <w:r>
-          <w:rPr>
-            <w:lang w:val="sw_KE" w:bidi="sw_KE"/>
-          </w:rPr>
-          <w:rPr>
-            <w:color w:val="0000EE"/>
-            <w:u w:val="single"/>
-          </w:rPr>
-          <w:t>27</w:t>
-        </w:r>
-      </w:hyperlink>
+      <w:r>
+        <w:rPr>
+          <w:lang w:val="sw_KE" w:bidi="sw_KE"/>
+        </w:rPr>
+        <w:t>27</w:t>
+      </w:r>
       <w:r>
         <w:rPr>
           <w:lang w:val="sw_KE" w:bidi="sw_KE"/>
         </w:rPr>
         <w:t xml:space="preserve">, </w:t>
       </w:r>
-      <w:hyperlink r:id="rId124">
-        <w:r>
-          <w:rPr>
-            <w:lang w:val="sw_KE" w:bidi="sw_KE"/>
-          </w:rPr>
-          <w:rPr>
-            <w:color w:val="0000EE"/>
-            <w:u w:val="single"/>
-          </w:rPr>
-          <w:t>49</w:t>
-        </w:r>
-      </w:hyperlink>
+      <w:r>
+        <w:rPr>
+          <w:lang w:val="sw_KE" w:bidi="sw_KE"/>
+        </w:rPr>
+        <w:t>49</w:t>
+      </w:r>
       <w:r>
         <w:rPr>
           <w:lang w:val="sw_KE" w:bidi="sw_KE"/>
         </w:rPr>
         <w:t>). Yesu alikuja kutoa uhai wake uwe fidia kwa ajili ya wengi (</w:t>
       </w:r>
-      <w:hyperlink r:id="rId116">
-        <w:r>
-          <w:rPr>
-            <w:lang w:val="sw_KE" w:bidi="sw_KE"/>
-          </w:rPr>
-          <w:rPr>
-            <w:color w:val="0000EE"/>
-            <w:u w:val="single"/>
-          </w:rPr>
-          <w:t>10:45</w:t>
-        </w:r>
-      </w:hyperlink>
+      <w:r>
+        <w:rPr>
+          <w:lang w:val="sw_KE" w:bidi="sw_KE"/>
+        </w:rPr>
+        <w:t>10:45</w:t>
+      </w:r>
       <w:r>
         <w:rPr>
           <w:lang w:val="sw_KE" w:bidi="sw_KE"/>
         </w:rPr>
         <w:t>) na kumwaga damu yake akijitoa kama dhabihu ili kuweka agano jipya (</w:t>
       </w:r>
-      <w:hyperlink r:id="rId125">
-        <w:r>
-          <w:rPr>
-            <w:lang w:val="sw_KE" w:bidi="sw_KE"/>
-          </w:rPr>
-          <w:rPr>
-            <w:color w:val="0000EE"/>
-            <w:u w:val="single"/>
-          </w:rPr>
-          <w:t>14:24</w:t>
-        </w:r>
-      </w:hyperlink>
+      <w:r>
+        <w:rPr>
+          <w:lang w:val="sw_KE" w:bidi="sw_KE"/>
+        </w:rPr>
+        <w:t>14:24</w:t>
+      </w:r>
       <w:r>
         <w:rPr>
           <w:lang w:val="sw_KE" w:bidi="sw_KE"/>
@@ -2990,144 +2198,96 @@
         </w:rPr>
         <w:t xml:space="preserve">Uanafunzi wa Kikristo. Marko anasisitiza umuhimu wa mtu kumfuata Yesu kwa kujikana mwenyewe na kuchukua msalaba wake (tazama </w:t>
       </w:r>
-      <w:hyperlink r:id="rId126">
-        <w:r>
-          <w:rPr>
-            <w:lang w:val="sw_KE" w:bidi="sw_KE"/>
-          </w:rPr>
-          <w:rPr>
-            <w:color w:val="0000EE"/>
-            <w:u w:val="single"/>
-          </w:rPr>
-          <w:t>8:34</w:t>
-        </w:r>
-      </w:hyperlink>
+      <w:r>
+        <w:rPr>
+          <w:lang w:val="sw_KE" w:bidi="sw_KE"/>
+        </w:rPr>
+        <w:t>8:34</w:t>
+      </w:r>
       <w:r>
         <w:rPr>
           <w:lang w:val="sw_KE" w:bidi="sw_KE"/>
         </w:rPr>
         <w:t>). Uanafunzi wa Kikristo hauruhusu mwitikio wa shingo upande bali unahitaji mtu kuacha kila kitu ili kumfuata Yesu (</w:t>
       </w:r>
-      <w:hyperlink r:id="rId127">
-        <w:r>
-          <w:rPr>
-            <w:lang w:val="sw_KE" w:bidi="sw_KE"/>
-          </w:rPr>
-          <w:rPr>
-            <w:color w:val="0000EE"/>
-            <w:u w:val="single"/>
-          </w:rPr>
-          <w:t>1:18</w:t>
-        </w:r>
-      </w:hyperlink>
+      <w:r>
+        <w:rPr>
+          <w:lang w:val="sw_KE" w:bidi="sw_KE"/>
+        </w:rPr>
+        <w:t>1:18</w:t>
+      </w:r>
       <w:r>
         <w:rPr>
           <w:lang w:val="sw_KE" w:bidi="sw_KE"/>
         </w:rPr>
         <w:t xml:space="preserve">, </w:t>
       </w:r>
-      <w:hyperlink r:id="rId128">
-        <w:r>
-          <w:rPr>
-            <w:lang w:val="sw_KE" w:bidi="sw_KE"/>
-          </w:rPr>
-          <w:rPr>
-            <w:color w:val="0000EE"/>
-            <w:u w:val="single"/>
-          </w:rPr>
-          <w:t>20</w:t>
-        </w:r>
-      </w:hyperlink>
+      <w:r>
+        <w:rPr>
+          <w:lang w:val="sw_KE" w:bidi="sw_KE"/>
+        </w:rPr>
+        <w:t>20</w:t>
+      </w:r>
       <w:r>
         <w:rPr>
           <w:lang w:val="sw_KE" w:bidi="sw_KE"/>
         </w:rPr>
         <w:t xml:space="preserve">; </w:t>
       </w:r>
-      <w:hyperlink r:id="rId129">
-        <w:r>
-          <w:rPr>
-            <w:lang w:val="sw_KE" w:bidi="sw_KE"/>
-          </w:rPr>
-          <w:rPr>
-            <w:color w:val="0000EE"/>
-            <w:u w:val="single"/>
-          </w:rPr>
-          <w:t>10:21</w:t>
-        </w:r>
-      </w:hyperlink>
+      <w:r>
+        <w:rPr>
+          <w:lang w:val="sw_KE" w:bidi="sw_KE"/>
+        </w:rPr>
+        <w:t>10:21</w:t>
+      </w:r>
       <w:r>
         <w:rPr>
           <w:lang w:val="sw_KE" w:bidi="sw_KE"/>
         </w:rPr>
         <w:t xml:space="preserve">, </w:t>
       </w:r>
-      <w:hyperlink r:id="rId130">
-        <w:r>
-          <w:rPr>
-            <w:lang w:val="sw_KE" w:bidi="sw_KE"/>
-          </w:rPr>
-          <w:rPr>
-            <w:color w:val="0000EE"/>
-            <w:u w:val="single"/>
-          </w:rPr>
-          <w:t>29</w:t>
-        </w:r>
-      </w:hyperlink>
+      <w:r>
+        <w:rPr>
+          <w:lang w:val="sw_KE" w:bidi="sw_KE"/>
+        </w:rPr>
+        <w:t>29</w:t>
+      </w:r>
       <w:r>
         <w:rPr>
           <w:lang w:val="sw_KE" w:bidi="sw_KE"/>
         </w:rPr>
         <w:t>). Uanafunzi wa Kikristo huenda hata ukaleta mateso na kifo kwa sababu ya imani ya mtu (</w:t>
       </w:r>
-      <w:hyperlink r:id="rId52">
-        <w:r>
-          <w:rPr>
-            <w:lang w:val="sw_KE" w:bidi="sw_KE"/>
-          </w:rPr>
-          <w:rPr>
-            <w:color w:val="0000EE"/>
-            <w:u w:val="single"/>
-          </w:rPr>
-          <w:t>13:9–13</w:t>
-        </w:r>
-      </w:hyperlink>
+      <w:r>
+        <w:rPr>
+          <w:lang w:val="sw_KE" w:bidi="sw_KE"/>
+        </w:rPr>
+        <w:t>13:9–13</w:t>
+      </w:r>
       <w:r>
         <w:rPr>
           <w:lang w:val="sw_KE" w:bidi="sw_KE"/>
         </w:rPr>
         <w:t>a), lakini Wakristo wameahidiwa kwamba uvumilivu katika imani unamaanisha wokovu (</w:t>
       </w:r>
-      <w:hyperlink r:id="rId131">
-        <w:r>
-          <w:rPr>
-            <w:lang w:val="sw_KE" w:bidi="sw_KE"/>
-          </w:rPr>
-          <w:rPr>
-            <w:color w:val="0000EE"/>
-            <w:u w:val="single"/>
-          </w:rPr>
-          <w:t>13:13</w:t>
-        </w:r>
-      </w:hyperlink>
+      <w:r>
+        <w:rPr>
+          <w:lang w:val="sw_KE" w:bidi="sw_KE"/>
+        </w:rPr>
+        <w:t>13:13</w:t>
+      </w:r>
       <w:r>
         <w:rPr>
           <w:lang w:val="sw_KE" w:bidi="sw_KE"/>
         </w:rPr>
         <w:t>) na uzima wa milele (</w:t>
       </w:r>
-      <w:hyperlink r:id="rId51">
-        <w:r>
-          <w:rPr>
-            <w:lang w:val="sw_KE" w:bidi="sw_KE"/>
-          </w:rPr>
-          <w:rPr>
-            <w:color w:val="0000EE"/>
-            <w:u w:val="single"/>
-          </w:rPr>
-          <w:t>10:30</w:t>
-        </w:r>
-      </w:hyperlink>
+      <w:r>
+        <w:rPr>
+          <w:lang w:val="sw_KE" w:bidi="sw_KE"/>
+        </w:rPr>
+        <w:t>10:30</w:t>
+      </w:r>
       <w:r>
         <w:rPr>
           <w:lang w:val="sw_KE" w:bidi="sw_KE"/>
@@ -3148,18 +2308,12 @@
         </w:rPr>
         <w:t>"Siri ya Masihi." Katika Injili yote ya Marko, Yesu anawaambia wengine wasitangaze utambulisho wake wa kweli. Kuna uwezekano kwamba hiyo ni kwa sababu ya mwelekeo wa watu wa kutoelewa yeye ni nani na kile alichokuja kufanya. Hata hivyo siri hiyo haifichwi na haiwezi kufichika (</w:t>
       </w:r>
-      <w:hyperlink r:id="rId132">
-        <w:r>
-          <w:rPr>
-            <w:lang w:val="sw_KE" w:bidi="sw_KE"/>
-          </w:rPr>
-          <w:rPr>
-            <w:color w:val="0000EE"/>
-            <w:u w:val="single"/>
-          </w:rPr>
-          <w:t>7:36</w:t>
-        </w:r>
-      </w:hyperlink>
+      <w:r>
+        <w:rPr>
+          <w:lang w:val="sw_KE" w:bidi="sw_KE"/>
+        </w:rPr>
+        <w:t>7:36</w:t>
+      </w:r>
       <w:r>
         <w:rPr>
           <w:lang w:val="sw_KE" w:bidi="sw_KE"/>
@@ -3180,18 +2334,12 @@
         </w:rPr>
         <w:t>Ujio wa Ufalme wa Mungu. Ujio wa Ufalme wa Mungu ni jambo kuu katika ujumbe wa Yesu. Watu wanahitaji kutubu na kuiamini injili kwa sababu Ufalme wa Mungu umefika (</w:t>
       </w:r>
-      <w:hyperlink r:id="rId75">
-        <w:r>
-          <w:rPr>
-            <w:lang w:val="sw_KE" w:bidi="sw_KE"/>
-          </w:rPr>
-          <w:rPr>
-            <w:color w:val="0000EE"/>
-            <w:u w:val="single"/>
-          </w:rPr>
-          <w:t>1:14–15</w:t>
-        </w:r>
-      </w:hyperlink>
+      <w:r>
+        <w:rPr>
+          <w:lang w:val="sw_KE" w:bidi="sw_KE"/>
+        </w:rPr>
+        <w:t>1:14–15</w:t>
+      </w:r>
       <w:r>
         <w:rPr>
           <w:lang w:val="sw_KE" w:bidi="sw_KE"/>
